--- a/06_可直接打开的Word版/01_计划与每日笔记__每日笔记__Day09_6月7日_Logistic回归_实验设计_SPSS综合一_详细版.docx
+++ b/06_可直接打开的Word版/01_计划与每日笔记__每日笔记__Day09_6月7日_Logistic回归_实验设计_SPSS综合一_详细版.docx
@@ -3,11 +3,11 @@
 <w:document xmlns:wpc="http://schemas.microsoft.com/office/word/2010/wordprocessingCanvas" xmlns:mo="http://schemas.microsoft.com/office/mac/office/2008/main" xmlns:mc="http://schemas.openxmlformats.org/markup-compatibility/2006" xmlns:mv="urn:schemas-microsoft-com:mac:vml" xmlns:o="urn:schemas-microsoft-com:office:office" xmlns:r="http://schemas.openxmlformats.org/officeDocument/2006/relationships" xmlns:m="http://schemas.openxmlformats.org/officeDocument/2006/math" xmlns:v="urn:schemas-microsoft-com:vml" xmlns:wp14="http://schemas.microsoft.com/office/word/2010/wordprocessingDrawing" xmlns:wp="http://schemas.openxmlformats.org/drawingml/2006/wordprocessingDrawing" xmlns:w10="urn:schemas-microsoft-com:office:word" xmlns:w="http://schemas.openxmlformats.org/wordprocessingml/2006/main" xmlns:w14="http://schemas.microsoft.com/office/word/2010/wordml" xmlns:wpg="http://schemas.microsoft.com/office/word/2010/wordprocessingGroup" xmlns:wpi="http://schemas.microsoft.com/office/word/2010/wordprocessingInk" xmlns:wne="http://schemas.microsoft.com/office/word/2006/wordml" xmlns:wps="http://schemas.microsoft.com/office/word/2010/wordprocessingShape" mc:Ignorable="w14 wp14">
   <w:body>
     <w:p>
-      <w:pPr>
-        <w:pStyle w:val="Heading1"/>
-      </w:pPr>
-      <w:r>
-        <w:t>Day09_6月7日_Logistic回归_实验设计_SPSS综合一_详细版</w:t>
+      <w:r>
+        <w:rPr>
+          <w:rFonts w:ascii="Microsoft YaHei" w:hAnsi="Microsoft YaHei" w:eastAsia="Microsoft YaHei"/>
+        </w:rPr>
+        <w:t>﻿# Day09_6月7日_Logistic回归_实验设计_SPSS综合一_详细版</w:t>
       </w:r>
     </w:p>
     <w:p/>
@@ -15,7 +15,6 @@
       <w:r>
         <w:rPr>
           <w:rFonts w:ascii="Microsoft YaHei" w:hAnsi="Microsoft YaHei" w:eastAsia="Microsoft YaHei"/>
-          <w:sz w:val="22"/>
         </w:rPr>
         <w:t>日期：2026年6月7日，周日</w:t>
       </w:r>
@@ -24,7 +23,6 @@
       <w:r>
         <w:rPr>
           <w:rFonts w:ascii="Microsoft YaHei" w:hAnsi="Microsoft YaHei" w:eastAsia="Microsoft YaHei"/>
-          <w:sz w:val="22"/>
         </w:rPr>
         <w:t>对应 Day：Day09</w:t>
       </w:r>
@@ -33,7 +31,6 @@
       <w:r>
         <w:rPr>
           <w:rFonts w:ascii="Microsoft YaHei" w:hAnsi="Microsoft YaHei" w:eastAsia="Microsoft YaHei"/>
-          <w:sz w:val="22"/>
         </w:rPr>
         <w:t>主题：Logistic 回归 + 实验设计 + SPSS 综合一</w:t>
       </w:r>
@@ -42,7 +39,6 @@
       <w:r>
         <w:rPr>
           <w:rFonts w:ascii="Microsoft YaHei" w:hAnsi="Microsoft YaHei" w:eastAsia="Microsoft YaHei"/>
-          <w:sz w:val="22"/>
         </w:rPr>
         <w:t>计划来源：`00_每日执行总表.md`</w:t>
       </w:r>
@@ -52,7 +48,6 @@
       <w:r>
         <w:rPr>
           <w:rFonts w:ascii="Microsoft YaHei" w:hAnsi="Microsoft YaHei" w:eastAsia="Microsoft YaHei"/>
-          <w:sz w:val="22"/>
         </w:rPr>
         <w:t>今日目标：把“什么时候用 Logistic 回归”“OR 和 Exp(B) 怎么解释”“实验设计三要素和三原则”“SPSS 综合输出怎么看”一次串起来。</w:t>
       </w:r>
@@ -62,7 +57,6 @@
       <w:r>
         <w:rPr>
           <w:rFonts w:ascii="Microsoft YaHei" w:hAnsi="Microsoft YaHei" w:eastAsia="Microsoft YaHei"/>
-          <w:sz w:val="22"/>
         </w:rPr>
         <w:t>一句话总纲：</w:t>
       </w:r>
@@ -72,9 +66,8 @@
       <w:r>
         <w:rPr>
           <w:rFonts w:ascii="Microsoft YaHei" w:hAnsi="Microsoft YaHei" w:eastAsia="Microsoft YaHei"/>
-          <w:sz w:val="22"/>
-        </w:rPr>
-        <w:t>&gt; Logistic 回归处理二分类结局的影响因素分析；实验设计回答研究怎么安排才公平、可比、可靠。</w:t>
+        </w:rPr>
+        <w:t>Logistic 回归处理二分类结局的影响因素分析；实验设计回答研究怎么安排才公平、可比、可靠。</w:t>
       </w:r>
     </w:p>
     <w:p/>
@@ -82,7 +75,6 @@
       <w:r>
         <w:rPr>
           <w:rFonts w:ascii="Microsoft YaHei" w:hAnsi="Microsoft YaHei" w:eastAsia="Microsoft YaHei"/>
-          <w:sz w:val="22"/>
         </w:rPr>
         <w:t>---</w:t>
       </w:r>
@@ -101,7 +93,6 @@
       <w:r>
         <w:rPr>
           <w:rFonts w:ascii="Microsoft YaHei" w:hAnsi="Microsoft YaHei" w:eastAsia="Microsoft YaHei"/>
-          <w:sz w:val="22"/>
         </w:rPr>
         <w:t>前面已经学过：</w:t>
       </w:r>
@@ -114,7 +105,6 @@
       <w:r>
         <w:rPr>
           <w:rFonts w:ascii="Microsoft YaHei" w:hAnsi="Microsoft YaHei" w:eastAsia="Microsoft YaHei"/>
-          <w:sz w:val="22"/>
         </w:rPr>
         <w:t>计量结局的比较：t 检验、方差分析、非参数检验。</w:t>
       </w:r>
@@ -126,7 +116,6 @@
       <w:r>
         <w:rPr>
           <w:rFonts w:ascii="Microsoft YaHei" w:hAnsi="Microsoft YaHei" w:eastAsia="Microsoft YaHei"/>
-          <w:sz w:val="22"/>
         </w:rPr>
         <w:t>计数资料的比较：卡方检验。</w:t>
       </w:r>
@@ -138,7 +127,6 @@
       <w:r>
         <w:rPr>
           <w:rFonts w:ascii="Microsoft YaHei" w:hAnsi="Microsoft YaHei" w:eastAsia="Microsoft YaHei"/>
-          <w:sz w:val="22"/>
         </w:rPr>
         <w:t>计量结局的影响因素：简单线性回归、多元线性回归。</w:t>
       </w:r>
@@ -148,7 +136,6 @@
       <w:r>
         <w:rPr>
           <w:rFonts w:ascii="Microsoft YaHei" w:hAnsi="Microsoft YaHei" w:eastAsia="Microsoft YaHei"/>
-          <w:sz w:val="22"/>
         </w:rPr>
         <w:t>今天继续往前走：</w:t>
       </w:r>
@@ -161,7 +148,6 @@
       <w:r>
         <w:rPr>
           <w:rFonts w:ascii="Microsoft YaHei" w:hAnsi="Microsoft YaHei" w:eastAsia="Microsoft YaHei"/>
-          <w:sz w:val="22"/>
         </w:rPr>
         <w:t>如果结局变量不是连续的血压、体重、评分，而是“是否发病”“是否死亡”“是否有效”，就不能直接套线性回归。</w:t>
       </w:r>
@@ -173,7 +159,6 @@
       <w:r>
         <w:rPr>
           <w:rFonts w:ascii="Microsoft YaHei" w:hAnsi="Microsoft YaHei" w:eastAsia="Microsoft YaHei"/>
-          <w:sz w:val="22"/>
         </w:rPr>
         <w:t>这类结局通常是二分类变量，适合想到 Logistic 回归。</w:t>
       </w:r>
@@ -185,7 +170,6 @@
       <w:r>
         <w:rPr>
           <w:rFonts w:ascii="Microsoft YaHei" w:hAnsi="Microsoft YaHei" w:eastAsia="Microsoft YaHei"/>
-          <w:sz w:val="22"/>
         </w:rPr>
         <w:t>实验设计则更偏“研究开始前怎么安排”：对象、处理、效应，随机、对照、重复。</w:t>
       </w:r>
@@ -195,7 +179,6 @@
       <w:r>
         <w:rPr>
           <w:rFonts w:ascii="Microsoft YaHei" w:hAnsi="Microsoft YaHei" w:eastAsia="Microsoft YaHei"/>
-          <w:sz w:val="22"/>
         </w:rPr>
         <w:t>一句话区别：</w:t>
       </w:r>
@@ -205,9 +188,8 @@
       <w:r>
         <w:rPr>
           <w:rFonts w:ascii="Microsoft YaHei" w:hAnsi="Microsoft YaHei" w:eastAsia="Microsoft YaHei"/>
-          <w:sz w:val="22"/>
-        </w:rPr>
-        <w:t>&gt; 多元线性回归的因变量通常是计量资料；Logistic 回归的因变量通常是二分类结果。</w:t>
+        </w:rPr>
+        <w:t>多元线性回归的因变量通常是计量资料；Logistic 回归的因变量通常是二分类结果。</w:t>
       </w:r>
     </w:p>
     <w:p/>
@@ -215,7 +197,6 @@
       <w:r>
         <w:rPr>
           <w:rFonts w:ascii="Microsoft YaHei" w:hAnsi="Microsoft YaHei" w:eastAsia="Microsoft YaHei"/>
-          <w:sz w:val="22"/>
         </w:rPr>
         <w:t>---</w:t>
       </w:r>
@@ -234,7 +215,6 @@
       <w:r>
         <w:rPr>
           <w:rFonts w:ascii="Microsoft YaHei" w:hAnsi="Microsoft YaHei" w:eastAsia="Microsoft YaHei"/>
-          <w:sz w:val="22"/>
         </w:rPr>
         <w:t>Logistic 回归常用于分析：</w:t>
       </w:r>
@@ -244,9 +224,8 @@
       <w:r>
         <w:rPr>
           <w:rFonts w:ascii="Microsoft YaHei" w:hAnsi="Microsoft YaHei" w:eastAsia="Microsoft YaHei"/>
-          <w:sz w:val="22"/>
-        </w:rPr>
-        <w:t>&gt; 多个因素对某个事件发生概率的影响。</w:t>
+        </w:rPr>
+        <w:t>多个因素对某个事件发生概率的影响。</w:t>
       </w:r>
     </w:p>
     <w:p/>
@@ -254,7 +233,6 @@
       <w:r>
         <w:rPr>
           <w:rFonts w:ascii="Microsoft YaHei" w:hAnsi="Microsoft YaHei" w:eastAsia="Microsoft YaHei"/>
-          <w:sz w:val="22"/>
         </w:rPr>
         <w:t>医学里常见事件：</w:t>
       </w:r>
@@ -267,7 +245,6 @@
       <w:r>
         <w:rPr>
           <w:rFonts w:ascii="Microsoft YaHei" w:hAnsi="Microsoft YaHei" w:eastAsia="Microsoft YaHei"/>
-          <w:sz w:val="22"/>
         </w:rPr>
         <w:t>是否患病。</w:t>
       </w:r>
@@ -279,7 +256,6 @@
       <w:r>
         <w:rPr>
           <w:rFonts w:ascii="Microsoft YaHei" w:hAnsi="Microsoft YaHei" w:eastAsia="Microsoft YaHei"/>
-          <w:sz w:val="22"/>
         </w:rPr>
         <w:t>是否死亡。</w:t>
       </w:r>
@@ -291,7 +267,6 @@
       <w:r>
         <w:rPr>
           <w:rFonts w:ascii="Microsoft YaHei" w:hAnsi="Microsoft YaHei" w:eastAsia="Microsoft YaHei"/>
-          <w:sz w:val="22"/>
         </w:rPr>
         <w:t>是否复发。</w:t>
       </w:r>
@@ -303,7 +278,6 @@
       <w:r>
         <w:rPr>
           <w:rFonts w:ascii="Microsoft YaHei" w:hAnsi="Microsoft YaHei" w:eastAsia="Microsoft YaHei"/>
-          <w:sz w:val="22"/>
         </w:rPr>
         <w:t>治疗是否有效。</w:t>
       </w:r>
@@ -315,7 +289,6 @@
       <w:r>
         <w:rPr>
           <w:rFonts w:ascii="Microsoft YaHei" w:hAnsi="Microsoft YaHei" w:eastAsia="Microsoft YaHei"/>
-          <w:sz w:val="22"/>
         </w:rPr>
         <w:t>是否发生并发症。</w:t>
       </w:r>
@@ -325,7 +298,6 @@
       <w:r>
         <w:rPr>
           <w:rFonts w:ascii="Microsoft YaHei" w:hAnsi="Microsoft YaHei" w:eastAsia="Microsoft YaHei"/>
-          <w:sz w:val="22"/>
         </w:rPr>
         <w:t>这些结局一般可以编码为：</w:t>
       </w:r>
@@ -338,7 +310,6 @@
       <w:r>
         <w:rPr>
           <w:rFonts w:ascii="Microsoft YaHei" w:hAnsi="Microsoft YaHei" w:eastAsia="Microsoft YaHei"/>
-          <w:sz w:val="22"/>
         </w:rPr>
         <w:t>`0 = 未发生`</w:t>
       </w:r>
@@ -350,7 +321,6 @@
       <w:r>
         <w:rPr>
           <w:rFonts w:ascii="Microsoft YaHei" w:hAnsi="Microsoft YaHei" w:eastAsia="Microsoft YaHei"/>
-          <w:sz w:val="22"/>
         </w:rPr>
         <w:t>`1 = 发生`</w:t>
       </w:r>
@@ -360,7 +330,6 @@
       <w:r>
         <w:rPr>
           <w:rFonts w:ascii="Microsoft YaHei" w:hAnsi="Microsoft YaHei" w:eastAsia="Microsoft YaHei"/>
-          <w:sz w:val="22"/>
         </w:rPr>
         <w:t>所以 Logistic 回归不是直接预测 `Y` 的数值，而是分析事件发生的概率。</w:t>
       </w:r>
@@ -370,7 +339,6 @@
       <w:r>
         <w:rPr>
           <w:rFonts w:ascii="Microsoft YaHei" w:hAnsi="Microsoft YaHei" w:eastAsia="Microsoft YaHei"/>
-          <w:sz w:val="22"/>
         </w:rPr>
         <w:t>---</w:t>
       </w:r>
@@ -389,7 +357,6 @@
       <w:r>
         <w:rPr>
           <w:rFonts w:ascii="Microsoft YaHei" w:hAnsi="Microsoft YaHei" w:eastAsia="Microsoft YaHei"/>
-          <w:sz w:val="22"/>
         </w:rPr>
         <w:t>普通线性回归适合连续结局，例如：</w:t>
       </w:r>
@@ -399,7 +366,6 @@
       <w:r>
         <w:rPr>
           <w:rFonts w:ascii="Microsoft YaHei" w:hAnsi="Microsoft YaHei" w:eastAsia="Microsoft YaHei"/>
-          <w:sz w:val="22"/>
         </w:rPr>
         <w:t>`Y = 血压、血糖、住院天数、体重`</w:t>
       </w:r>
@@ -409,7 +375,6 @@
       <w:r>
         <w:rPr>
           <w:rFonts w:ascii="Microsoft YaHei" w:hAnsi="Microsoft YaHei" w:eastAsia="Microsoft YaHei"/>
-          <w:sz w:val="22"/>
         </w:rPr>
         <w:t>但二分类结局只有 0 和 1。如果直接用线性回归，会遇到两个问题：</w:t>
       </w:r>
@@ -422,7 +387,6 @@
       <w:r>
         <w:rPr>
           <w:rFonts w:ascii="Microsoft YaHei" w:hAnsi="Microsoft YaHei" w:eastAsia="Microsoft YaHei"/>
-          <w:sz w:val="22"/>
         </w:rPr>
         <w:t>预测值可能小于 0 或大于 1，不像概率。</w:t>
       </w:r>
@@ -434,7 +398,6 @@
       <w:r>
         <w:rPr>
           <w:rFonts w:ascii="Microsoft YaHei" w:hAnsi="Microsoft YaHei" w:eastAsia="Microsoft YaHei"/>
-          <w:sz w:val="22"/>
         </w:rPr>
         <w:t>残差和方差条件通常不满足线性回归要求。</w:t>
       </w:r>
@@ -444,7 +407,6 @@
       <w:r>
         <w:rPr>
           <w:rFonts w:ascii="Microsoft YaHei" w:hAnsi="Microsoft YaHei" w:eastAsia="Microsoft YaHei"/>
-          <w:sz w:val="22"/>
         </w:rPr>
         <w:t>Logistic 回归通过 logit 变换处理概率：</w:t>
       </w:r>
@@ -454,7 +416,6 @@
       <w:r>
         <w:rPr>
           <w:rFonts w:ascii="Microsoft YaHei" w:hAnsi="Microsoft YaHei" w:eastAsia="Microsoft YaHei"/>
-          <w:sz w:val="22"/>
         </w:rPr>
         <w:t>`logit(p) = ln[p / (1-p)]`</w:t>
       </w:r>
@@ -464,7 +425,6 @@
       <w:r>
         <w:rPr>
           <w:rFonts w:ascii="Microsoft YaHei" w:hAnsi="Microsoft YaHei" w:eastAsia="Microsoft YaHei"/>
-          <w:sz w:val="22"/>
         </w:rPr>
         <w:t>其中：</w:t>
       </w:r>
@@ -477,7 +437,6 @@
       <w:r>
         <w:rPr>
           <w:rFonts w:ascii="Microsoft YaHei" w:hAnsi="Microsoft YaHei" w:eastAsia="Microsoft YaHei"/>
-          <w:sz w:val="22"/>
         </w:rPr>
         <w:t>`p` 是事件发生概率。</w:t>
       </w:r>
@@ -489,7 +448,6 @@
       <w:r>
         <w:rPr>
           <w:rFonts w:ascii="Microsoft YaHei" w:hAnsi="Microsoft YaHei" w:eastAsia="Microsoft YaHei"/>
-          <w:sz w:val="22"/>
         </w:rPr>
         <w:t>`p / (1-p)` 是优势 odds。</w:t>
       </w:r>
@@ -501,7 +459,6 @@
       <w:r>
         <w:rPr>
           <w:rFonts w:ascii="Microsoft YaHei" w:hAnsi="Microsoft YaHei" w:eastAsia="Microsoft YaHei"/>
-          <w:sz w:val="22"/>
         </w:rPr>
         <w:t>`ln[p / (1-p)]` 是优势的自然对数。</w:t>
       </w:r>
@@ -511,7 +468,6 @@
       <w:r>
         <w:rPr>
           <w:rFonts w:ascii="Microsoft YaHei" w:hAnsi="Microsoft YaHei" w:eastAsia="Microsoft YaHei"/>
-          <w:sz w:val="22"/>
         </w:rPr>
         <w:t>考试一般不要求手算这个公式，但要知道它是概率型非线性回归。</w:t>
       </w:r>
@@ -521,7 +477,6 @@
       <w:r>
         <w:rPr>
           <w:rFonts w:ascii="Microsoft YaHei" w:hAnsi="Microsoft YaHei" w:eastAsia="Microsoft YaHei"/>
-          <w:sz w:val="22"/>
         </w:rPr>
         <w:t>---</w:t>
       </w:r>
@@ -540,7 +495,6 @@
       <w:r>
         <w:rPr>
           <w:rFonts w:ascii="Microsoft YaHei" w:hAnsi="Microsoft YaHei" w:eastAsia="Microsoft YaHei"/>
-          <w:sz w:val="22"/>
         </w:rPr>
         <w:t>Logistic 回归最核心的结果不是直接看 `B`，而是看：</w:t>
       </w:r>
@@ -550,7 +504,6 @@
       <w:r>
         <w:rPr>
           <w:rFonts w:ascii="Microsoft YaHei" w:hAnsi="Microsoft YaHei" w:eastAsia="Microsoft YaHei"/>
-          <w:sz w:val="22"/>
         </w:rPr>
         <w:t>`Exp(B)`</w:t>
       </w:r>
@@ -560,7 +513,6 @@
       <w:r>
         <w:rPr>
           <w:rFonts w:ascii="Microsoft YaHei" w:hAnsi="Microsoft YaHei" w:eastAsia="Microsoft YaHei"/>
-          <w:sz w:val="22"/>
         </w:rPr>
         <w:t>它就是 OR，优势比。</w:t>
       </w:r>
@@ -570,7 +522,6 @@
       <w:r>
         <w:rPr>
           <w:rFonts w:ascii="Microsoft YaHei" w:hAnsi="Microsoft YaHei" w:eastAsia="Microsoft YaHei"/>
-          <w:sz w:val="22"/>
         </w:rPr>
         <w:t>记忆：</w:t>
       </w:r>
@@ -580,45 +531,32 @@
       <w:r>
         <w:rPr>
           <w:rFonts w:ascii="Microsoft YaHei" w:hAnsi="Microsoft YaHei" w:eastAsia="Microsoft YaHei"/>
-          <w:sz w:val="22"/>
-        </w:rPr>
-        <w:t>| 情况 | 含义 |</w:t>
-      </w:r>
-    </w:p>
-    <w:p>
-      <w:r>
-        <w:rPr>
-          <w:rFonts w:ascii="Microsoft YaHei" w:hAnsi="Microsoft YaHei" w:eastAsia="Microsoft YaHei"/>
-          <w:sz w:val="22"/>
-        </w:rPr>
-        <w:t>|---|---|</w:t>
-      </w:r>
-    </w:p>
-    <w:p>
-      <w:r>
-        <w:rPr>
-          <w:rFonts w:ascii="Microsoft YaHei" w:hAnsi="Microsoft YaHei" w:eastAsia="Microsoft YaHei"/>
-          <w:sz w:val="22"/>
-        </w:rPr>
-        <w:t>| `B &gt; 0` | `OR &gt; 1`，危险因素方向 |</w:t>
-      </w:r>
-    </w:p>
-    <w:p>
-      <w:r>
-        <w:rPr>
-          <w:rFonts w:ascii="Microsoft YaHei" w:hAnsi="Microsoft YaHei" w:eastAsia="Microsoft YaHei"/>
-          <w:sz w:val="22"/>
-        </w:rPr>
-        <w:t>| `B = 0` | `OR = 1`，无影响方向 |</w:t>
-      </w:r>
-    </w:p>
-    <w:p>
-      <w:r>
-        <w:rPr>
-          <w:rFonts w:ascii="Microsoft YaHei" w:hAnsi="Microsoft YaHei" w:eastAsia="Microsoft YaHei"/>
-          <w:sz w:val="22"/>
-        </w:rPr>
-        <w:t>| `B &lt; 0` | `OR &lt; 1`，保护因素方向 |</w:t>
+        </w:rPr>
+        <w:t>情况 | 含义</w:t>
+      </w:r>
+    </w:p>
+    <w:p>
+      <w:r>
+        <w:rPr>
+          <w:rFonts w:ascii="Microsoft YaHei" w:hAnsi="Microsoft YaHei" w:eastAsia="Microsoft YaHei"/>
+        </w:rPr>
+        <w:t>`B &gt; 0` | `OR &gt; 1`，危险因素方向</w:t>
+      </w:r>
+    </w:p>
+    <w:p>
+      <w:r>
+        <w:rPr>
+          <w:rFonts w:ascii="Microsoft YaHei" w:hAnsi="Microsoft YaHei" w:eastAsia="Microsoft YaHei"/>
+        </w:rPr>
+        <w:t>`B = 0` | `OR = 1`，无影响方向</w:t>
+      </w:r>
+    </w:p>
+    <w:p>
+      <w:r>
+        <w:rPr>
+          <w:rFonts w:ascii="Microsoft YaHei" w:hAnsi="Microsoft YaHei" w:eastAsia="Microsoft YaHei"/>
+        </w:rPr>
+        <w:t>`B &lt; 0` | `OR &lt; 1`，保护因素方向</w:t>
       </w:r>
     </w:p>
     <w:p/>
@@ -626,7 +564,6 @@
       <w:r>
         <w:rPr>
           <w:rFonts w:ascii="Microsoft YaHei" w:hAnsi="Microsoft YaHei" w:eastAsia="Microsoft YaHei"/>
-          <w:sz w:val="22"/>
         </w:rPr>
         <w:t>解释模板：</w:t>
       </w:r>
@@ -636,9 +573,8 @@
       <w:r>
         <w:rPr>
           <w:rFonts w:ascii="Microsoft YaHei" w:hAnsi="Microsoft YaHei" w:eastAsia="Microsoft YaHei"/>
-          <w:sz w:val="22"/>
-        </w:rPr>
-        <w:t>&gt; 在控制其他因素后，某因素的 OR=...，说明该因素每增加 1 个单位，事件发生优势为原来的 ... 倍。</w:t>
+        </w:rPr>
+        <w:t>在控制其他因素后，某因素的 OR=...，说明该因素每增加 1 个单位，事件发生优势为原来的 ... 倍。</w:t>
       </w:r>
     </w:p>
     <w:p/>
@@ -646,7 +582,6 @@
       <w:r>
         <w:rPr>
           <w:rFonts w:ascii="Microsoft YaHei" w:hAnsi="Microsoft YaHei" w:eastAsia="Microsoft YaHei"/>
-          <w:sz w:val="22"/>
         </w:rPr>
         <w:t>如果是二分类自变量：</w:t>
       </w:r>
@@ -656,9 +591,8 @@
       <w:r>
         <w:rPr>
           <w:rFonts w:ascii="Microsoft YaHei" w:hAnsi="Microsoft YaHei" w:eastAsia="Microsoft YaHei"/>
-          <w:sz w:val="22"/>
-        </w:rPr>
-        <w:t>&gt; 与参照组相比，暴露组事件发生优势为参照组的 ... 倍。</w:t>
+        </w:rPr>
+        <w:t>与参照组相比，暴露组事件发生优势为参照组的 ... 倍。</w:t>
       </w:r>
     </w:p>
     <w:p/>
@@ -666,7 +600,6 @@
       <w:r>
         <w:rPr>
           <w:rFonts w:ascii="Microsoft YaHei" w:hAnsi="Microsoft YaHei" w:eastAsia="Microsoft YaHei"/>
-          <w:sz w:val="22"/>
         </w:rPr>
         <w:t>注意：</w:t>
       </w:r>
@@ -679,7 +612,6 @@
       <w:r>
         <w:rPr>
           <w:rFonts w:ascii="Microsoft YaHei" w:hAnsi="Microsoft YaHei" w:eastAsia="Microsoft YaHei"/>
-          <w:sz w:val="22"/>
         </w:rPr>
         <w:t>OR 不是概率本身。</w:t>
       </w:r>
@@ -691,7 +623,6 @@
       <w:r>
         <w:rPr>
           <w:rFonts w:ascii="Microsoft YaHei" w:hAnsi="Microsoft YaHei" w:eastAsia="Microsoft YaHei"/>
-          <w:sz w:val="22"/>
         </w:rPr>
         <w:t>OR 表示优势之比。</w:t>
       </w:r>
@@ -703,7 +634,6 @@
       <w:r>
         <w:rPr>
           <w:rFonts w:ascii="Microsoft YaHei" w:hAnsi="Microsoft YaHei" w:eastAsia="Microsoft YaHei"/>
-          <w:sz w:val="22"/>
         </w:rPr>
         <w:t>`OR &gt; 1` 通常提示风险增加。</w:t>
       </w:r>
@@ -715,7 +645,6 @@
       <w:r>
         <w:rPr>
           <w:rFonts w:ascii="Microsoft YaHei" w:hAnsi="Microsoft YaHei" w:eastAsia="Microsoft YaHei"/>
-          <w:sz w:val="22"/>
         </w:rPr>
         <w:t>`OR &lt; 1` 通常提示风险降低。</w:t>
       </w:r>
@@ -725,7 +654,6 @@
       <w:r>
         <w:rPr>
           <w:rFonts w:ascii="Microsoft YaHei" w:hAnsi="Microsoft YaHei" w:eastAsia="Microsoft YaHei"/>
-          <w:sz w:val="22"/>
         </w:rPr>
         <w:t>---</w:t>
       </w:r>
@@ -744,7 +672,6 @@
       <w:r>
         <w:rPr>
           <w:rFonts w:ascii="Microsoft YaHei" w:hAnsi="Microsoft YaHei" w:eastAsia="Microsoft YaHei"/>
-          <w:sz w:val="22"/>
         </w:rPr>
         <w:t>Logistic 回归的因变量通常是二分类变量，但自变量可以比较灵活。</w:t>
       </w:r>
@@ -754,7 +681,6 @@
       <w:r>
         <w:rPr>
           <w:rFonts w:ascii="Microsoft YaHei" w:hAnsi="Microsoft YaHei" w:eastAsia="Microsoft YaHei"/>
-          <w:sz w:val="22"/>
         </w:rPr>
         <w:t>自变量可以是：</w:t>
       </w:r>
@@ -767,7 +693,6 @@
       <w:r>
         <w:rPr>
           <w:rFonts w:ascii="Microsoft YaHei" w:hAnsi="Microsoft YaHei" w:eastAsia="Microsoft YaHei"/>
-          <w:sz w:val="22"/>
         </w:rPr>
         <w:t>计量变量，例如年龄、体重、剂量。</w:t>
       </w:r>
@@ -779,7 +704,6 @@
       <w:r>
         <w:rPr>
           <w:rFonts w:ascii="Microsoft YaHei" w:hAnsi="Microsoft YaHei" w:eastAsia="Microsoft YaHei"/>
-          <w:sz w:val="22"/>
         </w:rPr>
         <w:t>二分类变量，例如性别、是否吸烟。</w:t>
       </w:r>
@@ -791,7 +715,6 @@
       <w:r>
         <w:rPr>
           <w:rFonts w:ascii="Microsoft YaHei" w:hAnsi="Microsoft YaHei" w:eastAsia="Microsoft YaHei"/>
-          <w:sz w:val="22"/>
         </w:rPr>
         <w:t>有序分类变量，例如病情轻中重。</w:t>
       </w:r>
@@ -803,7 +726,6 @@
       <w:r>
         <w:rPr>
           <w:rFonts w:ascii="Microsoft YaHei" w:hAnsi="Microsoft YaHei" w:eastAsia="Microsoft YaHei"/>
-          <w:sz w:val="22"/>
         </w:rPr>
         <w:t>无序多分类变量，例如血型、职业、治疗方案。</w:t>
       </w:r>
@@ -813,7 +735,6 @@
       <w:r>
         <w:rPr>
           <w:rFonts w:ascii="Microsoft YaHei" w:hAnsi="Microsoft YaHei" w:eastAsia="Microsoft YaHei"/>
-          <w:sz w:val="22"/>
         </w:rPr>
         <w:t>处理方式：</w:t>
       </w:r>
@@ -826,7 +747,6 @@
       <w:r>
         <w:rPr>
           <w:rFonts w:ascii="Microsoft YaHei" w:hAnsi="Microsoft YaHei" w:eastAsia="Microsoft YaHei"/>
-          <w:sz w:val="22"/>
         </w:rPr>
         <w:t>连续变量可按连续变量进入模型。</w:t>
       </w:r>
@@ -838,7 +758,6 @@
       <w:r>
         <w:rPr>
           <w:rFonts w:ascii="Microsoft YaHei" w:hAnsi="Microsoft YaHei" w:eastAsia="Microsoft YaHei"/>
-          <w:sz w:val="22"/>
         </w:rPr>
         <w:t>有序变量可以数量化，也可以设置哑变量。</w:t>
       </w:r>
@@ -850,7 +769,6 @@
       <w:r>
         <w:rPr>
           <w:rFonts w:ascii="Microsoft YaHei" w:hAnsi="Microsoft YaHei" w:eastAsia="Microsoft YaHei"/>
-          <w:sz w:val="22"/>
         </w:rPr>
         <w:t>无序多分类变量通常要设置哑变量。</w:t>
       </w:r>
@@ -862,7 +780,6 @@
       <w:r>
         <w:rPr>
           <w:rFonts w:ascii="Microsoft YaHei" w:hAnsi="Microsoft YaHei" w:eastAsia="Microsoft YaHei"/>
-          <w:sz w:val="22"/>
         </w:rPr>
         <w:t>同一个多分类变量拆出来的哑变量一般要同进同出。</w:t>
       </w:r>
@@ -872,7 +789,6 @@
       <w:r>
         <w:rPr>
           <w:rFonts w:ascii="Microsoft YaHei" w:hAnsi="Microsoft YaHei" w:eastAsia="Microsoft YaHei"/>
-          <w:sz w:val="22"/>
         </w:rPr>
         <w:t>高频陷阱：</w:t>
       </w:r>
@@ -882,9 +798,8 @@
       <w:r>
         <w:rPr>
           <w:rFonts w:ascii="Microsoft YaHei" w:hAnsi="Microsoft YaHei" w:eastAsia="Microsoft YaHei"/>
-          <w:sz w:val="22"/>
-        </w:rPr>
-        <w:t>&gt; Logistic 回归不是只能放分类自变量；它的关键限制主要在因变量类型。</w:t>
+        </w:rPr>
+        <w:t>Logistic 回归不是只能放分类自变量；它的关键限制主要在因变量类型。</w:t>
       </w:r>
     </w:p>
     <w:p/>
@@ -892,7 +807,6 @@
       <w:r>
         <w:rPr>
           <w:rFonts w:ascii="Microsoft YaHei" w:hAnsi="Microsoft YaHei" w:eastAsia="Microsoft YaHei"/>
-          <w:sz w:val="22"/>
         </w:rPr>
         <w:t>---</w:t>
       </w:r>
@@ -911,7 +825,6 @@
       <w:r>
         <w:rPr>
           <w:rFonts w:ascii="Microsoft YaHei" w:hAnsi="Microsoft YaHei" w:eastAsia="Microsoft YaHei"/>
-          <w:sz w:val="22"/>
         </w:rPr>
         <w:t>Logistic 回归可以用逐步法筛选变量。</w:t>
       </w:r>
@@ -921,7 +834,6 @@
       <w:r>
         <w:rPr>
           <w:rFonts w:ascii="Microsoft YaHei" w:hAnsi="Microsoft YaHei" w:eastAsia="Microsoft YaHei"/>
-          <w:sz w:val="22"/>
         </w:rPr>
         <w:t>但要记住：</w:t>
       </w:r>
@@ -931,9 +843,8 @@
       <w:r>
         <w:rPr>
           <w:rFonts w:ascii="Microsoft YaHei" w:hAnsi="Microsoft YaHei" w:eastAsia="Microsoft YaHei"/>
-          <w:sz w:val="22"/>
-        </w:rPr>
-        <w:t>&gt; 逐步回归得到的模型不一定是最佳模型。</w:t>
+        </w:rPr>
+        <w:t>逐步回归得到的模型不一定是最佳模型。</w:t>
       </w:r>
     </w:p>
     <w:p/>
@@ -941,7 +852,6 @@
       <w:r>
         <w:rPr>
           <w:rFonts w:ascii="Microsoft YaHei" w:hAnsi="Microsoft YaHei" w:eastAsia="Microsoft YaHei"/>
-          <w:sz w:val="22"/>
         </w:rPr>
         <w:t>原因：</w:t>
       </w:r>
@@ -954,7 +864,6 @@
       <w:r>
         <w:rPr>
           <w:rFonts w:ascii="Microsoft YaHei" w:hAnsi="Microsoft YaHei" w:eastAsia="Microsoft YaHei"/>
-          <w:sz w:val="22"/>
         </w:rPr>
         <w:t>它受样本和进入、剔除标准影响。</w:t>
       </w:r>
@@ -966,7 +875,6 @@
       <w:r>
         <w:rPr>
           <w:rFonts w:ascii="Microsoft YaHei" w:hAnsi="Microsoft YaHei" w:eastAsia="Microsoft YaHei"/>
-          <w:sz w:val="22"/>
         </w:rPr>
         <w:t>可能漏掉有专业意义但统计上暂不显著的变量。</w:t>
       </w:r>
@@ -978,7 +886,6 @@
       <w:r>
         <w:rPr>
           <w:rFonts w:ascii="Microsoft YaHei" w:hAnsi="Microsoft YaHei" w:eastAsia="Microsoft YaHei"/>
-          <w:sz w:val="22"/>
         </w:rPr>
         <w:t>医学研究不能只靠机器筛选，还要结合专业判断。</w:t>
       </w:r>
@@ -988,7 +895,6 @@
       <w:r>
         <w:rPr>
           <w:rFonts w:ascii="Microsoft YaHei" w:hAnsi="Microsoft YaHei" w:eastAsia="Microsoft YaHei"/>
-          <w:sz w:val="22"/>
         </w:rPr>
         <w:t>进入标准的 alpha 值增大时，一般更容易让变量进入方程，所以进入变量可能增多。</w:t>
       </w:r>
@@ -998,7 +904,6 @@
       <w:r>
         <w:rPr>
           <w:rFonts w:ascii="Microsoft YaHei" w:hAnsi="Microsoft YaHei" w:eastAsia="Microsoft YaHei"/>
-          <w:sz w:val="22"/>
         </w:rPr>
         <w:t>---</w:t>
       </w:r>
@@ -1017,7 +922,6 @@
       <w:r>
         <w:rPr>
           <w:rFonts w:ascii="Microsoft YaHei" w:hAnsi="Microsoft YaHei" w:eastAsia="Microsoft YaHei"/>
-          <w:sz w:val="22"/>
         </w:rPr>
         <w:t>常见用途：</w:t>
       </w:r>
@@ -1030,7 +934,6 @@
       <w:r>
         <w:rPr>
           <w:rFonts w:ascii="Microsoft YaHei" w:hAnsi="Microsoft YaHei" w:eastAsia="Microsoft YaHei"/>
-          <w:sz w:val="22"/>
         </w:rPr>
         <w:t>分析危险因素。</w:t>
       </w:r>
@@ -1042,7 +945,6 @@
       <w:r>
         <w:rPr>
           <w:rFonts w:ascii="Microsoft YaHei" w:hAnsi="Microsoft YaHei" w:eastAsia="Microsoft YaHei"/>
-          <w:sz w:val="22"/>
         </w:rPr>
         <w:t>控制混杂因素。</w:t>
       </w:r>
@@ -1054,7 +956,6 @@
       <w:r>
         <w:rPr>
           <w:rFonts w:ascii="Microsoft YaHei" w:hAnsi="Microsoft YaHei" w:eastAsia="Microsoft YaHei"/>
-          <w:sz w:val="22"/>
         </w:rPr>
         <w:t>预测某事件发生概率。</w:t>
       </w:r>
@@ -1066,7 +967,6 @@
       <w:r>
         <w:rPr>
           <w:rFonts w:ascii="Microsoft YaHei" w:hAnsi="Microsoft YaHei" w:eastAsia="Microsoft YaHei"/>
-          <w:sz w:val="22"/>
         </w:rPr>
         <w:t>判别或分类。</w:t>
       </w:r>
@@ -1076,7 +976,6 @@
       <w:r>
         <w:rPr>
           <w:rFonts w:ascii="Microsoft YaHei" w:hAnsi="Microsoft YaHei" w:eastAsia="Microsoft YaHei"/>
-          <w:sz w:val="22"/>
         </w:rPr>
         <w:t>不优先用于：</w:t>
       </w:r>
@@ -1089,7 +988,6 @@
       <w:r>
         <w:rPr>
           <w:rFonts w:ascii="Microsoft YaHei" w:hAnsi="Microsoft YaHei" w:eastAsia="Microsoft YaHei"/>
-          <w:sz w:val="22"/>
         </w:rPr>
         <w:t>连续结局分析。</w:t>
       </w:r>
@@ -1101,7 +999,6 @@
       <w:r>
         <w:rPr>
           <w:rFonts w:ascii="Microsoft YaHei" w:hAnsi="Microsoft YaHei" w:eastAsia="Microsoft YaHei"/>
-          <w:sz w:val="22"/>
         </w:rPr>
         <w:t>生存时间资料分析。</w:t>
       </w:r>
@@ -1111,7 +1008,6 @@
       <w:r>
         <w:rPr>
           <w:rFonts w:ascii="Microsoft YaHei" w:hAnsi="Microsoft YaHei" w:eastAsia="Microsoft YaHei"/>
-          <w:sz w:val="22"/>
         </w:rPr>
         <w:t>生存资料更常想到生存分析，例如 Kaplan-Meier、Cox 回归。</w:t>
       </w:r>
@@ -1121,7 +1017,6 @@
       <w:r>
         <w:rPr>
           <w:rFonts w:ascii="Microsoft YaHei" w:hAnsi="Microsoft YaHei" w:eastAsia="Microsoft YaHei"/>
-          <w:sz w:val="22"/>
         </w:rPr>
         <w:t>---</w:t>
       </w:r>
@@ -1140,7 +1035,6 @@
       <w:r>
         <w:rPr>
           <w:rFonts w:ascii="Microsoft YaHei" w:hAnsi="Microsoft YaHei" w:eastAsia="Microsoft YaHei"/>
-          <w:sz w:val="22"/>
         </w:rPr>
         <w:t>常用数据文件：</w:t>
       </w:r>
@@ -1150,7 +1044,6 @@
       <w:r>
         <w:rPr>
           <w:rFonts w:ascii="Microsoft YaHei" w:hAnsi="Microsoft YaHei" w:eastAsia="Microsoft YaHei"/>
-          <w:sz w:val="22"/>
         </w:rPr>
         <w:t>`课程网站资料/例16-01.sav`</w:t>
       </w:r>
@@ -1159,7 +1052,6 @@
       <w:r>
         <w:rPr>
           <w:rFonts w:ascii="Microsoft YaHei" w:hAnsi="Microsoft YaHei" w:eastAsia="Microsoft YaHei"/>
-          <w:sz w:val="22"/>
         </w:rPr>
         <w:t>`课程网站资料/例16-02.sav`</w:t>
       </w:r>
@@ -1169,7 +1061,6 @@
       <w:r>
         <w:rPr>
           <w:rFonts w:ascii="Microsoft YaHei" w:hAnsi="Microsoft YaHei" w:eastAsia="Microsoft YaHei"/>
-          <w:sz w:val="22"/>
         </w:rPr>
         <w:t>菜单路径：</w:t>
       </w:r>
@@ -1179,7 +1070,6 @@
       <w:r>
         <w:rPr>
           <w:rFonts w:ascii="Microsoft YaHei" w:hAnsi="Microsoft YaHei" w:eastAsia="Microsoft YaHei"/>
-          <w:sz w:val="22"/>
         </w:rPr>
         <w:t>`Analyze &gt; Regression &gt; Binary Logistic`</w:t>
       </w:r>
@@ -1189,7 +1079,6 @@
       <w:r>
         <w:rPr>
           <w:rFonts w:ascii="Microsoft YaHei" w:hAnsi="Microsoft YaHei" w:eastAsia="Microsoft YaHei"/>
-          <w:sz w:val="22"/>
         </w:rPr>
         <w:t>中文界面常见为：</w:t>
       </w:r>
@@ -1199,7 +1088,6 @@
       <w:r>
         <w:rPr>
           <w:rFonts w:ascii="Microsoft YaHei" w:hAnsi="Microsoft YaHei" w:eastAsia="Microsoft YaHei"/>
-          <w:sz w:val="22"/>
         </w:rPr>
         <w:t>`分析 &gt; 回归 &gt; 二元 Logistic`</w:t>
       </w:r>
@@ -1209,7 +1097,6 @@
       <w:r>
         <w:rPr>
           <w:rFonts w:ascii="Microsoft YaHei" w:hAnsi="Microsoft YaHei" w:eastAsia="Microsoft YaHei"/>
-          <w:sz w:val="22"/>
         </w:rPr>
         <w:t>基本步骤：</w:t>
       </w:r>
@@ -1222,7 +1109,6 @@
       <w:r>
         <w:rPr>
           <w:rFonts w:ascii="Microsoft YaHei" w:hAnsi="Microsoft YaHei" w:eastAsia="Microsoft YaHei"/>
-          <w:sz w:val="22"/>
         </w:rPr>
         <w:t>把二分类结局变量放入 `Dependent`。</w:t>
       </w:r>
@@ -1234,7 +1120,6 @@
       <w:r>
         <w:rPr>
           <w:rFonts w:ascii="Microsoft YaHei" w:hAnsi="Microsoft YaHei" w:eastAsia="Microsoft YaHei"/>
-          <w:sz w:val="22"/>
         </w:rPr>
         <w:t>把影响因素放入 `Covariates`。</w:t>
       </w:r>
@@ -1246,7 +1131,6 @@
       <w:r>
         <w:rPr>
           <w:rFonts w:ascii="Microsoft YaHei" w:hAnsi="Microsoft YaHei" w:eastAsia="Microsoft YaHei"/>
-          <w:sz w:val="22"/>
         </w:rPr>
         <w:t>如果有分类自变量，进入 `Categorical` 设置参照组。</w:t>
       </w:r>
@@ -1258,7 +1142,6 @@
       <w:r>
         <w:rPr>
           <w:rFonts w:ascii="Microsoft YaHei" w:hAnsi="Microsoft YaHei" w:eastAsia="Microsoft YaHei"/>
-          <w:sz w:val="22"/>
         </w:rPr>
         <w:t>方法可先用 `Enter`。</w:t>
       </w:r>
@@ -1270,7 +1153,6 @@
       <w:r>
         <w:rPr>
           <w:rFonts w:ascii="Microsoft YaHei" w:hAnsi="Microsoft YaHei" w:eastAsia="Microsoft YaHei"/>
-          <w:sz w:val="22"/>
         </w:rPr>
         <w:t>输出里重点看 `Variables in the Equation`。</w:t>
       </w:r>
@@ -1280,7 +1162,6 @@
       <w:r>
         <w:rPr>
           <w:rFonts w:ascii="Microsoft YaHei" w:hAnsi="Microsoft YaHei" w:eastAsia="Microsoft YaHei"/>
-          <w:sz w:val="22"/>
         </w:rPr>
         <w:t>输出重点：</w:t>
       </w:r>
@@ -1290,54 +1171,40 @@
       <w:r>
         <w:rPr>
           <w:rFonts w:ascii="Microsoft YaHei" w:hAnsi="Microsoft YaHei" w:eastAsia="Microsoft YaHei"/>
-          <w:sz w:val="22"/>
-        </w:rPr>
-        <w:t>| 输出位置 | 看什么 | 用来回答 |</w:t>
-      </w:r>
-    </w:p>
-    <w:p>
-      <w:r>
-        <w:rPr>
-          <w:rFonts w:ascii="Microsoft YaHei" w:hAnsi="Microsoft YaHei" w:eastAsia="Microsoft YaHei"/>
-          <w:sz w:val="22"/>
-        </w:rPr>
-        <w:t>|---|---|---|</w:t>
-      </w:r>
-    </w:p>
-    <w:p>
-      <w:r>
-        <w:rPr>
-          <w:rFonts w:ascii="Microsoft YaHei" w:hAnsi="Microsoft YaHei" w:eastAsia="Microsoft YaHei"/>
-          <w:sz w:val="22"/>
-        </w:rPr>
-        <w:t>| Omnibus Tests | Sig. | 整体模型是否有意义 |</w:t>
-      </w:r>
-    </w:p>
-    <w:p>
-      <w:r>
-        <w:rPr>
-          <w:rFonts w:ascii="Microsoft YaHei" w:hAnsi="Microsoft YaHei" w:eastAsia="Microsoft YaHei"/>
-          <w:sz w:val="22"/>
-        </w:rPr>
-        <w:t>| Model Summary | -2LL、Cox &amp; Snell R Square、Nagelkerke R Square | 模型拟合概况 |</w:t>
-      </w:r>
-    </w:p>
-    <w:p>
-      <w:r>
-        <w:rPr>
-          <w:rFonts w:ascii="Microsoft YaHei" w:hAnsi="Microsoft YaHei" w:eastAsia="Microsoft YaHei"/>
-          <w:sz w:val="22"/>
-        </w:rPr>
-        <w:t>| Classification Table | 总体预测正确率 | 分类预测表现 |</w:t>
-      </w:r>
-    </w:p>
-    <w:p>
-      <w:r>
-        <w:rPr>
-          <w:rFonts w:ascii="Microsoft YaHei" w:hAnsi="Microsoft YaHei" w:eastAsia="Microsoft YaHei"/>
-          <w:sz w:val="22"/>
-        </w:rPr>
-        <w:t>| Variables in the Equation | B、Wald、Sig.、Exp(B) | 每个因素是否有意义，OR 是多少 |</w:t>
+        </w:rPr>
+        <w:t>输出位置 | 看什么 | 用来回答</w:t>
+      </w:r>
+    </w:p>
+    <w:p>
+      <w:r>
+        <w:rPr>
+          <w:rFonts w:ascii="Microsoft YaHei" w:hAnsi="Microsoft YaHei" w:eastAsia="Microsoft YaHei"/>
+        </w:rPr>
+        <w:t>Omnibus Tests | Sig. | 整体模型是否有意义</w:t>
+      </w:r>
+    </w:p>
+    <w:p>
+      <w:r>
+        <w:rPr>
+          <w:rFonts w:ascii="Microsoft YaHei" w:hAnsi="Microsoft YaHei" w:eastAsia="Microsoft YaHei"/>
+        </w:rPr>
+        <w:t>Model Summary | -2LL、Cox &amp; Snell R Square、Nagelkerke R Square | 模型拟合概况</w:t>
+      </w:r>
+    </w:p>
+    <w:p>
+      <w:r>
+        <w:rPr>
+          <w:rFonts w:ascii="Microsoft YaHei" w:hAnsi="Microsoft YaHei" w:eastAsia="Microsoft YaHei"/>
+        </w:rPr>
+        <w:t>Classification Table | 总体预测正确率 | 分类预测表现</w:t>
+      </w:r>
+    </w:p>
+    <w:p>
+      <w:r>
+        <w:rPr>
+          <w:rFonts w:ascii="Microsoft YaHei" w:hAnsi="Microsoft YaHei" w:eastAsia="Microsoft YaHei"/>
+        </w:rPr>
+        <w:t>Variables in the Equation | B、Wald、Sig.、Exp(B) | 每个因素是否有意义，OR 是多少</w:t>
       </w:r>
     </w:p>
     <w:p/>
@@ -1345,7 +1212,6 @@
       <w:r>
         <w:rPr>
           <w:rFonts w:ascii="Microsoft YaHei" w:hAnsi="Microsoft YaHei" w:eastAsia="Microsoft YaHei"/>
-          <w:sz w:val="22"/>
         </w:rPr>
         <w:t>最重要的是：</w:t>
       </w:r>
@@ -1355,9 +1221,8 @@
       <w:r>
         <w:rPr>
           <w:rFonts w:ascii="Microsoft YaHei" w:hAnsi="Microsoft YaHei" w:eastAsia="Microsoft YaHei"/>
-          <w:sz w:val="22"/>
-        </w:rPr>
-        <w:t>&gt; `Exp(B)` 就是 OR。</w:t>
+        </w:rPr>
+        <w:t>`Exp(B)` 就是 OR。</w:t>
       </w:r>
     </w:p>
     <w:p/>
@@ -1365,7 +1230,6 @@
       <w:r>
         <w:rPr>
           <w:rFonts w:ascii="Microsoft YaHei" w:hAnsi="Microsoft YaHei" w:eastAsia="Microsoft YaHei"/>
-          <w:sz w:val="22"/>
         </w:rPr>
         <w:t>---</w:t>
       </w:r>
@@ -1384,7 +1248,6 @@
       <w:r>
         <w:rPr>
           <w:rFonts w:ascii="Microsoft YaHei" w:hAnsi="Microsoft YaHei" w:eastAsia="Microsoft YaHei"/>
-          <w:sz w:val="22"/>
         </w:rPr>
         <w:t>整体模型：</w:t>
       </w:r>
@@ -1394,9 +1257,8 @@
       <w:r>
         <w:rPr>
           <w:rFonts w:ascii="Microsoft YaHei" w:hAnsi="Microsoft YaHei" w:eastAsia="Microsoft YaHei"/>
-          <w:sz w:val="22"/>
-        </w:rPr>
-        <w:t>&gt; 采用二元 Logistic 回归分析，结果显示模型整体检验 P=...。按 alpha=0.05 水准，模型有/无统计学意义。</w:t>
+        </w:rPr>
+        <w:t>采用二元 Logistic 回归分析，结果显示模型整体检验 P=...。按 alpha=0.05 水准，模型有/无统计学意义。</w:t>
       </w:r>
     </w:p>
     <w:p/>
@@ -1404,7 +1266,6 @@
       <w:r>
         <w:rPr>
           <w:rFonts w:ascii="Microsoft YaHei" w:hAnsi="Microsoft YaHei" w:eastAsia="Microsoft YaHei"/>
-          <w:sz w:val="22"/>
         </w:rPr>
         <w:t>单个因素：</w:t>
       </w:r>
@@ -1414,9 +1275,8 @@
       <w:r>
         <w:rPr>
           <w:rFonts w:ascii="Microsoft YaHei" w:hAnsi="Microsoft YaHei" w:eastAsia="Microsoft YaHei"/>
-          <w:sz w:val="22"/>
-        </w:rPr>
-        <w:t>&gt; 在控制其他因素后，X 的回归系数 B=...，P=...，OR=Exp(B)=...。按 alpha=0.05 水准，X 对事件发生有/无统计学意义。</w:t>
+        </w:rPr>
+        <w:t>在控制其他因素后，X 的回归系数 B=...，P=...，OR=Exp(B)=...。按 alpha=0.05 水准，X 对事件发生有/无统计学意义。</w:t>
       </w:r>
     </w:p>
     <w:p/>
@@ -1424,7 +1284,6 @@
       <w:r>
         <w:rPr>
           <w:rFonts w:ascii="Microsoft YaHei" w:hAnsi="Microsoft YaHei" w:eastAsia="Microsoft YaHei"/>
-          <w:sz w:val="22"/>
         </w:rPr>
         <w:t>方向解释：</w:t>
       </w:r>
@@ -1437,7 +1296,6 @@
       <w:r>
         <w:rPr>
           <w:rFonts w:ascii="Microsoft YaHei" w:hAnsi="Microsoft YaHei" w:eastAsia="Microsoft YaHei"/>
-          <w:sz w:val="22"/>
         </w:rPr>
         <w:t>`OR &gt; 1`：事件发生优势增加。</w:t>
       </w:r>
@@ -1449,7 +1307,6 @@
       <w:r>
         <w:rPr>
           <w:rFonts w:ascii="Microsoft YaHei" w:hAnsi="Microsoft YaHei" w:eastAsia="Microsoft YaHei"/>
-          <w:sz w:val="22"/>
         </w:rPr>
         <w:t>`OR &lt; 1`：事件发生优势降低。</w:t>
       </w:r>
@@ -1461,7 +1318,6 @@
       <w:r>
         <w:rPr>
           <w:rFonts w:ascii="Microsoft YaHei" w:hAnsi="Microsoft YaHei" w:eastAsia="Microsoft YaHei"/>
-          <w:sz w:val="22"/>
         </w:rPr>
         <w:t>`OR = 1`：优势无变化。</w:t>
       </w:r>
@@ -1471,7 +1327,6 @@
       <w:r>
         <w:rPr>
           <w:rFonts w:ascii="Microsoft YaHei" w:hAnsi="Microsoft YaHei" w:eastAsia="Microsoft YaHei"/>
-          <w:sz w:val="22"/>
         </w:rPr>
         <w:t>---</w:t>
       </w:r>
@@ -1490,7 +1345,6 @@
       <w:r>
         <w:rPr>
           <w:rFonts w:ascii="Microsoft YaHei" w:hAnsi="Microsoft YaHei" w:eastAsia="Microsoft YaHei"/>
-          <w:sz w:val="22"/>
         </w:rPr>
         <w:t>实验设计三要素：</w:t>
       </w:r>
@@ -1500,45 +1354,32 @@
       <w:r>
         <w:rPr>
           <w:rFonts w:ascii="Microsoft YaHei" w:hAnsi="Microsoft YaHei" w:eastAsia="Microsoft YaHei"/>
-          <w:sz w:val="22"/>
-        </w:rPr>
-        <w:t>| 要素 | 含义 |</w:t>
-      </w:r>
-    </w:p>
-    <w:p>
-      <w:r>
-        <w:rPr>
-          <w:rFonts w:ascii="Microsoft YaHei" w:hAnsi="Microsoft YaHei" w:eastAsia="Microsoft YaHei"/>
-          <w:sz w:val="22"/>
-        </w:rPr>
-        <w:t>|---|---|</w:t>
-      </w:r>
-    </w:p>
-    <w:p>
-      <w:r>
-        <w:rPr>
-          <w:rFonts w:ascii="Microsoft YaHei" w:hAnsi="Microsoft YaHei" w:eastAsia="Microsoft YaHei"/>
-          <w:sz w:val="22"/>
-        </w:rPr>
-        <w:t>| 处理因素 | 研究者施加或比较的因素 |</w:t>
-      </w:r>
-    </w:p>
-    <w:p>
-      <w:r>
-        <w:rPr>
-          <w:rFonts w:ascii="Microsoft YaHei" w:hAnsi="Microsoft YaHei" w:eastAsia="Microsoft YaHei"/>
-          <w:sz w:val="22"/>
-        </w:rPr>
-        <w:t>| 受试对象 | 接受处理、被观察的对象 |</w:t>
-      </w:r>
-    </w:p>
-    <w:p>
-      <w:r>
-        <w:rPr>
-          <w:rFonts w:ascii="Microsoft YaHei" w:hAnsi="Microsoft YaHei" w:eastAsia="Microsoft YaHei"/>
-          <w:sz w:val="22"/>
-        </w:rPr>
-        <w:t>| 实验效应 | 处理后观察到的结果指标 |</w:t>
+        </w:rPr>
+        <w:t>要素 | 含义</w:t>
+      </w:r>
+    </w:p>
+    <w:p>
+      <w:r>
+        <w:rPr>
+          <w:rFonts w:ascii="Microsoft YaHei" w:hAnsi="Microsoft YaHei" w:eastAsia="Microsoft YaHei"/>
+        </w:rPr>
+        <w:t>处理因素 | 研究者施加或比较的因素</w:t>
+      </w:r>
+    </w:p>
+    <w:p>
+      <w:r>
+        <w:rPr>
+          <w:rFonts w:ascii="Microsoft YaHei" w:hAnsi="Microsoft YaHei" w:eastAsia="Microsoft YaHei"/>
+        </w:rPr>
+        <w:t>受试对象 | 接受处理、被观察的对象</w:t>
+      </w:r>
+    </w:p>
+    <w:p>
+      <w:r>
+        <w:rPr>
+          <w:rFonts w:ascii="Microsoft YaHei" w:hAnsi="Microsoft YaHei" w:eastAsia="Microsoft YaHei"/>
+        </w:rPr>
+        <w:t>实验效应 | 处理后观察到的结果指标</w:t>
       </w:r>
     </w:p>
     <w:p/>
@@ -1546,7 +1387,6 @@
       <w:r>
         <w:rPr>
           <w:rFonts w:ascii="Microsoft YaHei" w:hAnsi="Microsoft YaHei" w:eastAsia="Microsoft YaHei"/>
-          <w:sz w:val="22"/>
         </w:rPr>
         <w:t>例子：</w:t>
       </w:r>
@@ -1559,7 +1399,6 @@
       <w:r>
         <w:rPr>
           <w:rFonts w:ascii="Microsoft YaHei" w:hAnsi="Microsoft YaHei" w:eastAsia="Microsoft YaHei"/>
-          <w:sz w:val="22"/>
         </w:rPr>
         <w:t>新药治疗高血压。</w:t>
       </w:r>
@@ -1571,7 +1410,6 @@
       <w:r>
         <w:rPr>
           <w:rFonts w:ascii="Microsoft YaHei" w:hAnsi="Microsoft YaHei" w:eastAsia="Microsoft YaHei"/>
-          <w:sz w:val="22"/>
         </w:rPr>
         <w:t>处理因素：新药或对照药。</w:t>
       </w:r>
@@ -1583,7 +1421,6 @@
       <w:r>
         <w:rPr>
           <w:rFonts w:ascii="Microsoft YaHei" w:hAnsi="Microsoft YaHei" w:eastAsia="Microsoft YaHei"/>
-          <w:sz w:val="22"/>
         </w:rPr>
         <w:t>受试对象：高血压患者。</w:t>
       </w:r>
@@ -1595,7 +1432,6 @@
       <w:r>
         <w:rPr>
           <w:rFonts w:ascii="Microsoft YaHei" w:hAnsi="Microsoft YaHei" w:eastAsia="Microsoft YaHei"/>
-          <w:sz w:val="22"/>
         </w:rPr>
         <w:t>实验效应：降压效果、不良反应等。</w:t>
       </w:r>
@@ -1605,7 +1441,6 @@
       <w:r>
         <w:rPr>
           <w:rFonts w:ascii="Microsoft YaHei" w:hAnsi="Microsoft YaHei" w:eastAsia="Microsoft YaHei"/>
-          <w:sz w:val="22"/>
         </w:rPr>
         <w:t>一句话：</w:t>
       </w:r>
@@ -1615,9 +1450,8 @@
       <w:r>
         <w:rPr>
           <w:rFonts w:ascii="Microsoft YaHei" w:hAnsi="Microsoft YaHei" w:eastAsia="Microsoft YaHei"/>
-          <w:sz w:val="22"/>
-        </w:rPr>
-        <w:t>&gt; 三要素问的是实验由什么组成。</w:t>
+        </w:rPr>
+        <w:t>三要素问的是实验由什么组成。</w:t>
       </w:r>
     </w:p>
     <w:p/>
@@ -1625,7 +1459,6 @@
       <w:r>
         <w:rPr>
           <w:rFonts w:ascii="Microsoft YaHei" w:hAnsi="Microsoft YaHei" w:eastAsia="Microsoft YaHei"/>
-          <w:sz w:val="22"/>
         </w:rPr>
         <w:t>---</w:t>
       </w:r>
@@ -1644,7 +1477,6 @@
       <w:r>
         <w:rPr>
           <w:rFonts w:ascii="Microsoft YaHei" w:hAnsi="Microsoft YaHei" w:eastAsia="Microsoft YaHei"/>
-          <w:sz w:val="22"/>
         </w:rPr>
         <w:t>实验设计三原则：</w:t>
       </w:r>
@@ -1654,45 +1486,32 @@
       <w:r>
         <w:rPr>
           <w:rFonts w:ascii="Microsoft YaHei" w:hAnsi="Microsoft YaHei" w:eastAsia="Microsoft YaHei"/>
-          <w:sz w:val="22"/>
-        </w:rPr>
-        <w:t>| 原则 | 作用 |</w:t>
-      </w:r>
-    </w:p>
-    <w:p>
-      <w:r>
-        <w:rPr>
-          <w:rFonts w:ascii="Microsoft YaHei" w:hAnsi="Microsoft YaHei" w:eastAsia="Microsoft YaHei"/>
-          <w:sz w:val="22"/>
-        </w:rPr>
-        <w:t>|---|---|</w:t>
-      </w:r>
-    </w:p>
-    <w:p>
-      <w:r>
-        <w:rPr>
-          <w:rFonts w:ascii="Microsoft YaHei" w:hAnsi="Microsoft YaHei" w:eastAsia="Microsoft YaHei"/>
-          <w:sz w:val="22"/>
-        </w:rPr>
-        <w:t>| 随机 | 减少选择偏倚，使不可控因素尽量均衡 |</w:t>
-      </w:r>
-    </w:p>
-    <w:p>
-      <w:r>
-        <w:rPr>
-          <w:rFonts w:ascii="Microsoft YaHei" w:hAnsi="Microsoft YaHei" w:eastAsia="Microsoft YaHei"/>
-          <w:sz w:val="22"/>
-        </w:rPr>
-        <w:t>| 对照 | 判断处理效果是否真的来自处理因素 |</w:t>
-      </w:r>
-    </w:p>
-    <w:p>
-      <w:r>
-        <w:rPr>
-          <w:rFonts w:ascii="Microsoft YaHei" w:hAnsi="Microsoft YaHei" w:eastAsia="Microsoft YaHei"/>
-          <w:sz w:val="22"/>
-        </w:rPr>
-        <w:t>| 重复 | 提高结果稳定性，估计实验误差 |</w:t>
+        </w:rPr>
+        <w:t>原则 | 作用</w:t>
+      </w:r>
+    </w:p>
+    <w:p>
+      <w:r>
+        <w:rPr>
+          <w:rFonts w:ascii="Microsoft YaHei" w:hAnsi="Microsoft YaHei" w:eastAsia="Microsoft YaHei"/>
+        </w:rPr>
+        <w:t>随机 | 减少选择偏倚，使不可控因素尽量均衡</w:t>
+      </w:r>
+    </w:p>
+    <w:p>
+      <w:r>
+        <w:rPr>
+          <w:rFonts w:ascii="Microsoft YaHei" w:hAnsi="Microsoft YaHei" w:eastAsia="Microsoft YaHei"/>
+        </w:rPr>
+        <w:t>对照 | 判断处理效果是否真的来自处理因素</w:t>
+      </w:r>
+    </w:p>
+    <w:p>
+      <w:r>
+        <w:rPr>
+          <w:rFonts w:ascii="Microsoft YaHei" w:hAnsi="Microsoft YaHei" w:eastAsia="Microsoft YaHei"/>
+        </w:rPr>
+        <w:t>重复 | 提高结果稳定性，估计实验误差</w:t>
       </w:r>
     </w:p>
     <w:p/>
@@ -1700,7 +1519,6 @@
       <w:r>
         <w:rPr>
           <w:rFonts w:ascii="Microsoft YaHei" w:hAnsi="Microsoft YaHei" w:eastAsia="Microsoft YaHei"/>
-          <w:sz w:val="22"/>
         </w:rPr>
         <w:t>一句话：</w:t>
       </w:r>
@@ -1710,9 +1528,8 @@
       <w:r>
         <w:rPr>
           <w:rFonts w:ascii="Microsoft YaHei" w:hAnsi="Microsoft YaHei" w:eastAsia="Microsoft YaHei"/>
-          <w:sz w:val="22"/>
-        </w:rPr>
-        <w:t>&gt; 三原则问的是实验怎么安排才可靠。</w:t>
+        </w:rPr>
+        <w:t>三原则问的是实验怎么安排才可靠。</w:t>
       </w:r>
     </w:p>
     <w:p/>
@@ -1720,7 +1537,6 @@
       <w:r>
         <w:rPr>
           <w:rFonts w:ascii="Microsoft YaHei" w:hAnsi="Microsoft YaHei" w:eastAsia="Microsoft YaHei"/>
-          <w:sz w:val="22"/>
         </w:rPr>
         <w:t>最容易混：</w:t>
       </w:r>
@@ -1733,7 +1549,6 @@
       <w:r>
         <w:rPr>
           <w:rFonts w:ascii="Microsoft YaHei" w:hAnsi="Microsoft YaHei" w:eastAsia="Microsoft YaHei"/>
-          <w:sz w:val="22"/>
         </w:rPr>
         <w:t>三要素：处理因素、受试对象、实验效应。</w:t>
       </w:r>
@@ -1745,7 +1560,6 @@
       <w:r>
         <w:rPr>
           <w:rFonts w:ascii="Microsoft YaHei" w:hAnsi="Microsoft YaHei" w:eastAsia="Microsoft YaHei"/>
-          <w:sz w:val="22"/>
         </w:rPr>
         <w:t>三原则：随机、对照、重复。</w:t>
       </w:r>
@@ -1755,7 +1569,6 @@
       <w:r>
         <w:rPr>
           <w:rFonts w:ascii="Microsoft YaHei" w:hAnsi="Microsoft YaHei" w:eastAsia="Microsoft YaHei"/>
-          <w:sz w:val="22"/>
         </w:rPr>
         <w:t>---</w:t>
       </w:r>
@@ -1774,63 +1587,48 @@
       <w:r>
         <w:rPr>
           <w:rFonts w:ascii="Microsoft YaHei" w:hAnsi="Microsoft YaHei" w:eastAsia="Microsoft YaHei"/>
-          <w:sz w:val="22"/>
-        </w:rPr>
-        <w:t>| 对照类型 | 含义 | 关键词 |</w:t>
-      </w:r>
-    </w:p>
-    <w:p>
-      <w:r>
-        <w:rPr>
-          <w:rFonts w:ascii="Microsoft YaHei" w:hAnsi="Microsoft YaHei" w:eastAsia="Microsoft YaHei"/>
-          <w:sz w:val="22"/>
-        </w:rPr>
-        <w:t>|---|---|---|</w:t>
-      </w:r>
-    </w:p>
-    <w:p>
-      <w:r>
-        <w:rPr>
-          <w:rFonts w:ascii="Microsoft YaHei" w:hAnsi="Microsoft YaHei" w:eastAsia="Microsoft YaHei"/>
-          <w:sz w:val="22"/>
-        </w:rPr>
-        <w:t>| 空白对照 | 对照组不施加处理 | 不处理 |</w:t>
-      </w:r>
-    </w:p>
-    <w:p>
-      <w:r>
-        <w:rPr>
-          <w:rFonts w:ascii="Microsoft YaHei" w:hAnsi="Microsoft YaHei" w:eastAsia="Microsoft YaHei"/>
-          <w:sz w:val="22"/>
-        </w:rPr>
-        <w:t>| 安慰剂对照 | 使用无药理作用但外观相似的处理 | 糖丸、模拟药 |</w:t>
-      </w:r>
-    </w:p>
-    <w:p>
-      <w:r>
-        <w:rPr>
-          <w:rFonts w:ascii="Microsoft YaHei" w:hAnsi="Microsoft YaHei" w:eastAsia="Microsoft YaHei"/>
-          <w:sz w:val="22"/>
-        </w:rPr>
-        <w:t>| 标准对照 | 与公认有效方法比较 | 现有有效药、标准疗法 |</w:t>
-      </w:r>
-    </w:p>
-    <w:p>
-      <w:r>
-        <w:rPr>
-          <w:rFonts w:ascii="Microsoft YaHei" w:hAnsi="Microsoft YaHei" w:eastAsia="Microsoft YaHei"/>
-          <w:sz w:val="22"/>
-        </w:rPr>
-        <w:t>| 实验对照 | 与另一种实验处理比较 | 不同处理因素 |</w:t>
-      </w:r>
-    </w:p>
-    <w:p>
-      <w:r>
-        <w:rPr>
-          <w:rFonts w:ascii="Microsoft YaHei" w:hAnsi="Microsoft YaHei" w:eastAsia="Microsoft YaHei"/>
-          <w:sz w:val="22"/>
-        </w:rPr>
-        <w:t>| 历史对照 | 与过去资料比较 | 既往、历史资料 |</w:t>
+        </w:rPr>
+        <w:t>对照类型 | 含义 | 关键词</w:t>
+      </w:r>
+    </w:p>
+    <w:p>
+      <w:r>
+        <w:rPr>
+          <w:rFonts w:ascii="Microsoft YaHei" w:hAnsi="Microsoft YaHei" w:eastAsia="Microsoft YaHei"/>
+        </w:rPr>
+        <w:t>空白对照 | 对照组不施加处理 | 不处理</w:t>
+      </w:r>
+    </w:p>
+    <w:p>
+      <w:r>
+        <w:rPr>
+          <w:rFonts w:ascii="Microsoft YaHei" w:hAnsi="Microsoft YaHei" w:eastAsia="Microsoft YaHei"/>
+        </w:rPr>
+        <w:t>安慰剂对照 | 使用无药理作用但外观相似的处理 | 糖丸、模拟药</w:t>
+      </w:r>
+    </w:p>
+    <w:p>
+      <w:r>
+        <w:rPr>
+          <w:rFonts w:ascii="Microsoft YaHei" w:hAnsi="Microsoft YaHei" w:eastAsia="Microsoft YaHei"/>
+        </w:rPr>
+        <w:t>标准对照 | 与公认有效方法比较 | 现有有效药、标准疗法</w:t>
+      </w:r>
+    </w:p>
+    <w:p>
+      <w:r>
+        <w:rPr>
+          <w:rFonts w:ascii="Microsoft YaHei" w:hAnsi="Microsoft YaHei" w:eastAsia="Microsoft YaHei"/>
+        </w:rPr>
+        <w:t>实验对照 | 与另一种实验处理比较 | 不同处理因素</w:t>
+      </w:r>
+    </w:p>
+    <w:p>
+      <w:r>
+        <w:rPr>
+          <w:rFonts w:ascii="Microsoft YaHei" w:hAnsi="Microsoft YaHei" w:eastAsia="Microsoft YaHei"/>
+        </w:rPr>
+        <w:t>历史对照 | 与过去资料比较 | 既往、历史资料</w:t>
       </w:r>
     </w:p>
     <w:p/>
@@ -1838,7 +1636,6 @@
       <w:r>
         <w:rPr>
           <w:rFonts w:ascii="Microsoft YaHei" w:hAnsi="Microsoft YaHei" w:eastAsia="Microsoft YaHei"/>
-          <w:sz w:val="22"/>
         </w:rPr>
         <w:t>高频判断：</w:t>
       </w:r>
@@ -1851,7 +1648,6 @@
       <w:r>
         <w:rPr>
           <w:rFonts w:ascii="Microsoft YaHei" w:hAnsi="Microsoft YaHei" w:eastAsia="Microsoft YaHei"/>
-          <w:sz w:val="22"/>
         </w:rPr>
         <w:t>糖丸、无作用模拟药：安慰剂对照。</w:t>
       </w:r>
@@ -1863,7 +1659,6 @@
       <w:r>
         <w:rPr>
           <w:rFonts w:ascii="Microsoft YaHei" w:hAnsi="Microsoft YaHei" w:eastAsia="Microsoft YaHei"/>
-          <w:sz w:val="22"/>
         </w:rPr>
         <w:t>公认有效药物：标准对照。</w:t>
       </w:r>
@@ -1875,7 +1670,6 @@
       <w:r>
         <w:rPr>
           <w:rFonts w:ascii="Microsoft YaHei" w:hAnsi="Microsoft YaHei" w:eastAsia="Microsoft YaHei"/>
-          <w:sz w:val="22"/>
         </w:rPr>
         <w:t>不做任何处理：空白对照。</w:t>
       </w:r>
@@ -1885,7 +1679,6 @@
       <w:r>
         <w:rPr>
           <w:rFonts w:ascii="Microsoft YaHei" w:hAnsi="Microsoft YaHei" w:eastAsia="Microsoft YaHei"/>
-          <w:sz w:val="22"/>
         </w:rPr>
         <w:t>---</w:t>
       </w:r>
@@ -1904,72 +1697,56 @@
       <w:r>
         <w:rPr>
           <w:rFonts w:ascii="Microsoft YaHei" w:hAnsi="Microsoft YaHei" w:eastAsia="Microsoft YaHei"/>
-          <w:sz w:val="22"/>
-        </w:rPr>
-        <w:t>| 设计类型 | 关键词 |</w:t>
-      </w:r>
-    </w:p>
-    <w:p>
-      <w:r>
-        <w:rPr>
-          <w:rFonts w:ascii="Microsoft YaHei" w:hAnsi="Microsoft YaHei" w:eastAsia="Microsoft YaHei"/>
-          <w:sz w:val="22"/>
-        </w:rPr>
-        <w:t>|---|---|</w:t>
-      </w:r>
-    </w:p>
-    <w:p>
-      <w:r>
-        <w:rPr>
-          <w:rFonts w:ascii="Microsoft YaHei" w:hAnsi="Microsoft YaHei" w:eastAsia="Microsoft YaHei"/>
-          <w:sz w:val="22"/>
-        </w:rPr>
-        <w:t>| 完全随机设计 | 受试对象随机分成若干组 |</w:t>
-      </w:r>
-    </w:p>
-    <w:p>
-      <w:r>
-        <w:rPr>
-          <w:rFonts w:ascii="Microsoft YaHei" w:hAnsi="Microsoft YaHei" w:eastAsia="Microsoft YaHei"/>
-          <w:sz w:val="22"/>
-        </w:rPr>
-        <w:t>| 随机区组设计 | 先按重要影响因素分区组，再随机 |</w:t>
-      </w:r>
-    </w:p>
-    <w:p>
-      <w:r>
-        <w:rPr>
-          <w:rFonts w:ascii="Microsoft YaHei" w:hAnsi="Microsoft YaHei" w:eastAsia="Microsoft YaHei"/>
-          <w:sz w:val="22"/>
-        </w:rPr>
-        <w:t>| 配对设计 | 两个对象配成对子，或同一对象前后比较 |</w:t>
-      </w:r>
-    </w:p>
-    <w:p>
-      <w:r>
-        <w:rPr>
-          <w:rFonts w:ascii="Microsoft YaHei" w:hAnsi="Microsoft YaHei" w:eastAsia="Microsoft YaHei"/>
-          <w:sz w:val="22"/>
-        </w:rPr>
-        <w:t>| 交叉设计 | 同一对象先后接受不同处理 |</w:t>
-      </w:r>
-    </w:p>
-    <w:p>
-      <w:r>
-        <w:rPr>
-          <w:rFonts w:ascii="Microsoft YaHei" w:hAnsi="Microsoft YaHei" w:eastAsia="Microsoft YaHei"/>
-          <w:sz w:val="22"/>
-        </w:rPr>
-        <w:t>| 析因设计 | 同时研究两个或多个因素及其交互作用 |</w:t>
-      </w:r>
-    </w:p>
-    <w:p>
-      <w:r>
-        <w:rPr>
-          <w:rFonts w:ascii="Microsoft YaHei" w:hAnsi="Microsoft YaHei" w:eastAsia="Microsoft YaHei"/>
-          <w:sz w:val="22"/>
-        </w:rPr>
-        <w:t>| 拉丁方设计 | 控制两个方向的区组因素 |</w:t>
+        </w:rPr>
+        <w:t>设计类型 | 关键词</w:t>
+      </w:r>
+    </w:p>
+    <w:p>
+      <w:r>
+        <w:rPr>
+          <w:rFonts w:ascii="Microsoft YaHei" w:hAnsi="Microsoft YaHei" w:eastAsia="Microsoft YaHei"/>
+        </w:rPr>
+        <w:t>完全随机设计 | 受试对象随机分成若干组</w:t>
+      </w:r>
+    </w:p>
+    <w:p>
+      <w:r>
+        <w:rPr>
+          <w:rFonts w:ascii="Microsoft YaHei" w:hAnsi="Microsoft YaHei" w:eastAsia="Microsoft YaHei"/>
+        </w:rPr>
+        <w:t>随机区组设计 | 先按重要影响因素分区组，再随机</w:t>
+      </w:r>
+    </w:p>
+    <w:p>
+      <w:r>
+        <w:rPr>
+          <w:rFonts w:ascii="Microsoft YaHei" w:hAnsi="Microsoft YaHei" w:eastAsia="Microsoft YaHei"/>
+        </w:rPr>
+        <w:t>配对设计 | 两个对象配成对子，或同一对象前后比较</w:t>
+      </w:r>
+    </w:p>
+    <w:p>
+      <w:r>
+        <w:rPr>
+          <w:rFonts w:ascii="Microsoft YaHei" w:hAnsi="Microsoft YaHei" w:eastAsia="Microsoft YaHei"/>
+        </w:rPr>
+        <w:t>交叉设计 | 同一对象先后接受不同处理</w:t>
+      </w:r>
+    </w:p>
+    <w:p>
+      <w:r>
+        <w:rPr>
+          <w:rFonts w:ascii="Microsoft YaHei" w:hAnsi="Microsoft YaHei" w:eastAsia="Microsoft YaHei"/>
+        </w:rPr>
+        <w:t>析因设计 | 同时研究两个或多个因素及其交互作用</w:t>
+      </w:r>
+    </w:p>
+    <w:p>
+      <w:r>
+        <w:rPr>
+          <w:rFonts w:ascii="Microsoft YaHei" w:hAnsi="Microsoft YaHei" w:eastAsia="Microsoft YaHei"/>
+        </w:rPr>
+        <w:t>拉丁方设计 | 控制两个方向的区组因素</w:t>
       </w:r>
     </w:p>
     <w:p/>
@@ -1977,7 +1754,6 @@
       <w:r>
         <w:rPr>
           <w:rFonts w:ascii="Microsoft YaHei" w:hAnsi="Microsoft YaHei" w:eastAsia="Microsoft YaHei"/>
-          <w:sz w:val="22"/>
         </w:rPr>
         <w:t>析因设计的关键词：</w:t>
       </w:r>
@@ -1987,9 +1763,8 @@
       <w:r>
         <w:rPr>
           <w:rFonts w:ascii="Microsoft YaHei" w:hAnsi="Microsoft YaHei" w:eastAsia="Microsoft YaHei"/>
-          <w:sz w:val="22"/>
-        </w:rPr>
-        <w:t>&gt; 同时研究多个处理因素，还关心联合作用或交互作用。</w:t>
+        </w:rPr>
+        <w:t>同时研究多个处理因素，还关心联合作用或交互作用。</w:t>
       </w:r>
     </w:p>
     <w:p/>
@@ -1997,7 +1772,6 @@
       <w:r>
         <w:rPr>
           <w:rFonts w:ascii="Microsoft YaHei" w:hAnsi="Microsoft YaHei" w:eastAsia="Microsoft YaHei"/>
-          <w:sz w:val="22"/>
         </w:rPr>
         <w:t>---</w:t>
       </w:r>
@@ -2016,7 +1790,6 @@
       <w:r>
         <w:rPr>
           <w:rFonts w:ascii="Microsoft YaHei" w:hAnsi="Microsoft YaHei" w:eastAsia="Microsoft YaHei"/>
-          <w:sz w:val="22"/>
         </w:rPr>
         <w:t>样本量通常受这些因素影响：</w:t>
       </w:r>
@@ -2029,7 +1802,6 @@
       <w:r>
         <w:rPr>
           <w:rFonts w:ascii="Microsoft YaHei" w:hAnsi="Microsoft YaHei" w:eastAsia="Microsoft YaHei"/>
-          <w:sz w:val="22"/>
         </w:rPr>
         <w:t>第一类错误 alpha。</w:t>
       </w:r>
@@ -2041,7 +1813,6 @@
       <w:r>
         <w:rPr>
           <w:rFonts w:ascii="Microsoft YaHei" w:hAnsi="Microsoft YaHei" w:eastAsia="Microsoft YaHei"/>
-          <w:sz w:val="22"/>
         </w:rPr>
         <w:t>第二类错误 beta 或检验效能。</w:t>
       </w:r>
@@ -2053,7 +1824,6 @@
       <w:r>
         <w:rPr>
           <w:rFonts w:ascii="Microsoft YaHei" w:hAnsi="Microsoft YaHei" w:eastAsia="Microsoft YaHei"/>
-          <w:sz w:val="22"/>
         </w:rPr>
         <w:t>允许误差 delta。</w:t>
       </w:r>
@@ -2065,7 +1835,6 @@
       <w:r>
         <w:rPr>
           <w:rFonts w:ascii="Microsoft YaHei" w:hAnsi="Microsoft YaHei" w:eastAsia="Microsoft YaHei"/>
-          <w:sz w:val="22"/>
         </w:rPr>
         <w:t>总体标准差 sigma。</w:t>
       </w:r>
@@ -2077,7 +1846,6 @@
       <w:r>
         <w:rPr>
           <w:rFonts w:ascii="Microsoft YaHei" w:hAnsi="Microsoft YaHei" w:eastAsia="Microsoft YaHei"/>
-          <w:sz w:val="22"/>
         </w:rPr>
         <w:t>预期效应大小。</w:t>
       </w:r>
@@ -2087,7 +1855,6 @@
       <w:r>
         <w:rPr>
           <w:rFonts w:ascii="Microsoft YaHei" w:hAnsi="Microsoft YaHei" w:eastAsia="Microsoft YaHei"/>
-          <w:sz w:val="22"/>
         </w:rPr>
         <w:t>一般规律：</w:t>
       </w:r>
@@ -2100,7 +1867,6 @@
       <w:r>
         <w:rPr>
           <w:rFonts w:ascii="Microsoft YaHei" w:hAnsi="Microsoft YaHei" w:eastAsia="Microsoft YaHei"/>
-          <w:sz w:val="22"/>
         </w:rPr>
         <w:t>alpha 越小，要求越严格，样本量越大。</w:t>
       </w:r>
@@ -2112,7 +1878,6 @@
       <w:r>
         <w:rPr>
           <w:rFonts w:ascii="Microsoft YaHei" w:hAnsi="Microsoft YaHei" w:eastAsia="Microsoft YaHei"/>
-          <w:sz w:val="22"/>
         </w:rPr>
         <w:t>beta 越小，检验效能越高，样本量越大。</w:t>
       </w:r>
@@ -2124,7 +1889,6 @@
       <w:r>
         <w:rPr>
           <w:rFonts w:ascii="Microsoft YaHei" w:hAnsi="Microsoft YaHei" w:eastAsia="Microsoft YaHei"/>
-          <w:sz w:val="22"/>
         </w:rPr>
         <w:t>允许误差越小，要求越精确，样本量越大。</w:t>
       </w:r>
@@ -2136,7 +1900,6 @@
       <w:r>
         <w:rPr>
           <w:rFonts w:ascii="Microsoft YaHei" w:hAnsi="Microsoft YaHei" w:eastAsia="Microsoft YaHei"/>
-          <w:sz w:val="22"/>
         </w:rPr>
         <w:t>总体变异越大，样本量越大。</w:t>
       </w:r>
@@ -2146,7 +1909,6 @@
       <w:r>
         <w:rPr>
           <w:rFonts w:ascii="Microsoft YaHei" w:hAnsi="Microsoft YaHei" w:eastAsia="Microsoft YaHei"/>
-          <w:sz w:val="22"/>
         </w:rPr>
         <w:t>系统误差不是通过单纯增加样本量解决的。</w:t>
       </w:r>
@@ -2156,7 +1918,6 @@
       <w:r>
         <w:rPr>
           <w:rFonts w:ascii="Microsoft YaHei" w:hAnsi="Microsoft YaHei" w:eastAsia="Microsoft YaHei"/>
-          <w:sz w:val="22"/>
         </w:rPr>
         <w:t>加深理解：</w:t>
       </w:r>
@@ -2166,7 +1927,6 @@
       <w:r>
         <w:rPr>
           <w:rFonts w:ascii="Microsoft YaHei" w:hAnsi="Microsoft YaHei" w:eastAsia="Microsoft YaHei"/>
-          <w:sz w:val="22"/>
         </w:rPr>
         <w:t>样本量的本质作用，是帮助我们从随机波动中看清真实规律。影响样本量的因素可以这样理解：</w:t>
       </w:r>
@@ -2176,72 +1936,56 @@
       <w:r>
         <w:rPr>
           <w:rFonts w:ascii="Microsoft YaHei" w:hAnsi="Microsoft YaHei" w:eastAsia="Microsoft YaHei"/>
-          <w:sz w:val="22"/>
-        </w:rPr>
-        <w:t>| 因素 | 方向 | 为什么 |</w:t>
-      </w:r>
-    </w:p>
-    <w:p>
-      <w:r>
-        <w:rPr>
-          <w:rFonts w:ascii="Microsoft YaHei" w:hAnsi="Microsoft YaHei" w:eastAsia="Microsoft YaHei"/>
-          <w:sz w:val="22"/>
-        </w:rPr>
-        <w:t>|---|---|---|</w:t>
-      </w:r>
-    </w:p>
-    <w:p>
-      <w:r>
-        <w:rPr>
-          <w:rFonts w:ascii="Microsoft YaHei" w:hAnsi="Microsoft YaHei" w:eastAsia="Microsoft YaHei"/>
-          <w:sz w:val="22"/>
-        </w:rPr>
-        <w:t>| 第一类错误 `alpha` | `alpha` 越小，样本量越大 | 要更保守地避免假阳性，就需要更多证据 |</w:t>
-      </w:r>
-    </w:p>
-    <w:p>
-      <w:r>
-        <w:rPr>
-          <w:rFonts w:ascii="Microsoft YaHei" w:hAnsi="Microsoft YaHei" w:eastAsia="Microsoft YaHei"/>
-          <w:sz w:val="22"/>
-        </w:rPr>
-        <w:t>| 第二类错误 `beta` | `beta` 越小，样本量越大 | 要减少漏掉真实差异的风险，就需要更高检验效能 |</w:t>
-      </w:r>
-    </w:p>
-    <w:p>
-      <w:r>
-        <w:rPr>
-          <w:rFonts w:ascii="Microsoft YaHei" w:hAnsi="Microsoft YaHei" w:eastAsia="Microsoft YaHei"/>
-          <w:sz w:val="22"/>
-        </w:rPr>
-        <w:t>| 检验效能 `1-beta` | 效能越高，样本量越大 | 越想敏锐发现真实差异，越需要更多样本 |</w:t>
-      </w:r>
-    </w:p>
-    <w:p>
-      <w:r>
-        <w:rPr>
-          <w:rFonts w:ascii="Microsoft YaHei" w:hAnsi="Microsoft YaHei" w:eastAsia="Microsoft YaHei"/>
-          <w:sz w:val="22"/>
-        </w:rPr>
-        <w:t>| 允许误差 `delta` | `delta` 越小，样本量越大 | 要估计得越精确，就要用更多数据降低抽样波动 |</w:t>
-      </w:r>
-    </w:p>
-    <w:p>
-      <w:r>
-        <w:rPr>
-          <w:rFonts w:ascii="Microsoft YaHei" w:hAnsi="Microsoft YaHei" w:eastAsia="Microsoft YaHei"/>
-          <w:sz w:val="22"/>
-        </w:rPr>
-        <w:t>| 总体标准差 `sigma` | `sigma` 越大，样本量越大 | 个体差异越大，噪声越强，需要更多样本看清信号 |</w:t>
-      </w:r>
-    </w:p>
-    <w:p>
-      <w:r>
-        <w:rPr>
-          <w:rFonts w:ascii="Microsoft YaHei" w:hAnsi="Microsoft YaHei" w:eastAsia="Microsoft YaHei"/>
-          <w:sz w:val="22"/>
-        </w:rPr>
-        <w:t>| 预期效应大小 | 效应越小，样本量越大 | 差异越微弱，越容易被随机波动掩盖 |</w:t>
+        </w:rPr>
+        <w:t>因素 | 方向 | 为什么</w:t>
+      </w:r>
+    </w:p>
+    <w:p>
+      <w:r>
+        <w:rPr>
+          <w:rFonts w:ascii="Microsoft YaHei" w:hAnsi="Microsoft YaHei" w:eastAsia="Microsoft YaHei"/>
+        </w:rPr>
+        <w:t>第一类错误 `alpha` | `alpha` 越小，样本量越大 | 要更保守地避免假阳性，就需要更多证据</w:t>
+      </w:r>
+    </w:p>
+    <w:p>
+      <w:r>
+        <w:rPr>
+          <w:rFonts w:ascii="Microsoft YaHei" w:hAnsi="Microsoft YaHei" w:eastAsia="Microsoft YaHei"/>
+        </w:rPr>
+        <w:t>第二类错误 `beta` | `beta` 越小，样本量越大 | 要减少漏掉真实差异的风险，就需要更高检验效能</w:t>
+      </w:r>
+    </w:p>
+    <w:p>
+      <w:r>
+        <w:rPr>
+          <w:rFonts w:ascii="Microsoft YaHei" w:hAnsi="Microsoft YaHei" w:eastAsia="Microsoft YaHei"/>
+        </w:rPr>
+        <w:t>检验效能 `1-beta` | 效能越高，样本量越大 | 越想敏锐发现真实差异，越需要更多样本</w:t>
+      </w:r>
+    </w:p>
+    <w:p>
+      <w:r>
+        <w:rPr>
+          <w:rFonts w:ascii="Microsoft YaHei" w:hAnsi="Microsoft YaHei" w:eastAsia="Microsoft YaHei"/>
+        </w:rPr>
+        <w:t>允许误差 `delta` | `delta` 越小，样本量越大 | 要估计得越精确，就要用更多数据降低抽样波动</w:t>
+      </w:r>
+    </w:p>
+    <w:p>
+      <w:r>
+        <w:rPr>
+          <w:rFonts w:ascii="Microsoft YaHei" w:hAnsi="Microsoft YaHei" w:eastAsia="Microsoft YaHei"/>
+        </w:rPr>
+        <w:t>总体标准差 `sigma` | `sigma` 越大，样本量越大 | 个体差异越大，噪声越强，需要更多样本看清信号</w:t>
+      </w:r>
+    </w:p>
+    <w:p>
+      <w:r>
+        <w:rPr>
+          <w:rFonts w:ascii="Microsoft YaHei" w:hAnsi="Microsoft YaHei" w:eastAsia="Microsoft YaHei"/>
+        </w:rPr>
+        <w:t>预期效应大小 | 效应越小，样本量越大 | 差异越微弱，越容易被随机波动掩盖</w:t>
       </w:r>
     </w:p>
     <w:p/>
@@ -2249,7 +1993,6 @@
       <w:r>
         <w:rPr>
           <w:rFonts w:ascii="Microsoft YaHei" w:hAnsi="Microsoft YaHei" w:eastAsia="Microsoft YaHei"/>
-          <w:sz w:val="22"/>
         </w:rPr>
         <w:t>系统误差和随机误差不一样：</w:t>
       </w:r>
@@ -2262,7 +2005,6 @@
       <w:r>
         <w:rPr>
           <w:rFonts w:ascii="Microsoft YaHei" w:hAnsi="Microsoft YaHei" w:eastAsia="Microsoft YaHei"/>
-          <w:sz w:val="22"/>
         </w:rPr>
         <w:t>随机误差可以通过增加样本量来减小。</w:t>
       </w:r>
@@ -2274,7 +2016,6 @@
       <w:r>
         <w:rPr>
           <w:rFonts w:ascii="Microsoft YaHei" w:hAnsi="Microsoft YaHei" w:eastAsia="Microsoft YaHei"/>
-          <w:sz w:val="22"/>
         </w:rPr>
         <w:t>系统误差是方向固定的偏倚，例如仪器总是偏高、抽样方法偏向某类人群。</w:t>
       </w:r>
@@ -2286,7 +2027,6 @@
       <w:r>
         <w:rPr>
           <w:rFonts w:ascii="Microsoft YaHei" w:hAnsi="Microsoft YaHei" w:eastAsia="Microsoft YaHei"/>
-          <w:sz w:val="22"/>
         </w:rPr>
         <w:t>增加样本量只会让结果更稳定地接近“带偏倚的值”，不能自动接近真实值。</w:t>
       </w:r>
@@ -2298,7 +2038,6 @@
       <w:r>
         <w:rPr>
           <w:rFonts w:ascii="Microsoft YaHei" w:hAnsi="Microsoft YaHei" w:eastAsia="Microsoft YaHei"/>
-          <w:sz w:val="22"/>
         </w:rPr>
         <w:t>纠正系统误差要靠改进设计、校准仪器、严格随机化、盲法、标准化测量等方法。</w:t>
       </w:r>
@@ -2308,7 +2047,6 @@
       <w:r>
         <w:rPr>
           <w:rFonts w:ascii="Microsoft YaHei" w:hAnsi="Microsoft YaHei" w:eastAsia="Microsoft YaHei"/>
-          <w:sz w:val="22"/>
         </w:rPr>
         <w:t>一句话记忆：</w:t>
       </w:r>
@@ -2318,9 +2056,8 @@
       <w:r>
         <w:rPr>
           <w:rFonts w:ascii="Microsoft YaHei" w:hAnsi="Microsoft YaHei" w:eastAsia="Microsoft YaHei"/>
-          <w:sz w:val="22"/>
-        </w:rPr>
-        <w:t>&gt; 想更严格、敏感、精确，面对更大的个体差异，或者捕捉更微弱的效应，都要更大的样本量；但系统误差是方向歪了，不能靠堆样本量解决。</w:t>
+        </w:rPr>
+        <w:t>想更严格、敏感、精确，面对更大的个体差异，或者捕捉更微弱的效应，都要更大的样本量；但系统误差是方向歪了，不能靠堆样本量解决。</w:t>
       </w:r>
     </w:p>
     <w:p/>
@@ -2328,7 +2065,6 @@
       <w:r>
         <w:rPr>
           <w:rFonts w:ascii="Microsoft YaHei" w:hAnsi="Microsoft YaHei" w:eastAsia="Microsoft YaHei"/>
-          <w:sz w:val="22"/>
         </w:rPr>
         <w:t>---</w:t>
       </w:r>
@@ -2347,7 +2083,6 @@
       <w:r>
         <w:rPr>
           <w:rFonts w:ascii="Microsoft YaHei" w:hAnsi="Microsoft YaHei" w:eastAsia="Microsoft YaHei"/>
-          <w:sz w:val="22"/>
         </w:rPr>
         <w:t>临床试验选择受试对象时，要保护受试者利益。</w:t>
       </w:r>
@@ -2357,7 +2092,6 @@
       <w:r>
         <w:rPr>
           <w:rFonts w:ascii="Microsoft YaHei" w:hAnsi="Microsoft YaHei" w:eastAsia="Microsoft YaHei"/>
-          <w:sz w:val="22"/>
         </w:rPr>
         <w:t>核心要求：</w:t>
       </w:r>
@@ -2370,7 +2104,6 @@
       <w:r>
         <w:rPr>
           <w:rFonts w:ascii="Microsoft YaHei" w:hAnsi="Microsoft YaHei" w:eastAsia="Microsoft YaHei"/>
-          <w:sz w:val="22"/>
         </w:rPr>
         <w:t>明确入选标准和排除标准。</w:t>
       </w:r>
@@ -2382,7 +2115,6 @@
       <w:r>
         <w:rPr>
           <w:rFonts w:ascii="Microsoft YaHei" w:hAnsi="Microsoft YaHei" w:eastAsia="Microsoft YaHei"/>
-          <w:sz w:val="22"/>
         </w:rPr>
         <w:t>取得知情同意。</w:t>
       </w:r>
@@ -2394,7 +2126,6 @@
       <w:r>
         <w:rPr>
           <w:rFonts w:ascii="Microsoft YaHei" w:hAnsi="Microsoft YaHei" w:eastAsia="Microsoft YaHei"/>
-          <w:sz w:val="22"/>
         </w:rPr>
         <w:t>权衡风险和收益。</w:t>
       </w:r>
@@ -2406,7 +2137,6 @@
       <w:r>
         <w:rPr>
           <w:rFonts w:ascii="Microsoft YaHei" w:hAnsi="Microsoft YaHei" w:eastAsia="Microsoft YaHei"/>
-          <w:sz w:val="22"/>
         </w:rPr>
         <w:t>保护隐私。</w:t>
       </w:r>
@@ -2416,7 +2146,6 @@
       <w:r>
         <w:rPr>
           <w:rFonts w:ascii="Microsoft YaHei" w:hAnsi="Microsoft YaHei" w:eastAsia="Microsoft YaHei"/>
-          <w:sz w:val="22"/>
         </w:rPr>
         <w:t>考试遇到“保护受试者利益”时，优先想到：</w:t>
       </w:r>
@@ -2426,9 +2155,8 @@
       <w:r>
         <w:rPr>
           <w:rFonts w:ascii="Microsoft YaHei" w:hAnsi="Microsoft YaHei" w:eastAsia="Microsoft YaHei"/>
-          <w:sz w:val="22"/>
-        </w:rPr>
-        <w:t>&gt; 签署知情同意书。</w:t>
+        </w:rPr>
+        <w:t>签署知情同意书。</w:t>
       </w:r>
     </w:p>
     <w:p/>
@@ -2436,7 +2164,6 @@
       <w:r>
         <w:rPr>
           <w:rFonts w:ascii="Microsoft YaHei" w:hAnsi="Microsoft YaHei" w:eastAsia="Microsoft YaHei"/>
-          <w:sz w:val="22"/>
         </w:rPr>
         <w:t>---</w:t>
       </w:r>
@@ -2458,7 +2185,6 @@
       <w:r>
         <w:rPr>
           <w:rFonts w:ascii="Microsoft YaHei" w:hAnsi="Microsoft YaHei" w:eastAsia="Microsoft YaHei"/>
-          <w:sz w:val="22"/>
         </w:rPr>
         <w:t>把 Logistic 回归当成线性回归：它处理的是事件发生概率，常用于二分类结局。</w:t>
       </w:r>
@@ -2470,7 +2196,6 @@
       <w:r>
         <w:rPr>
           <w:rFonts w:ascii="Microsoft YaHei" w:hAnsi="Microsoft YaHei" w:eastAsia="Microsoft YaHei"/>
-          <w:sz w:val="22"/>
         </w:rPr>
         <w:t>忘记 `Exp(B)=OR`。</w:t>
       </w:r>
@@ -2482,7 +2207,6 @@
       <w:r>
         <w:rPr>
           <w:rFonts w:ascii="Microsoft YaHei" w:hAnsi="Microsoft YaHei" w:eastAsia="Microsoft YaHei"/>
-          <w:sz w:val="22"/>
         </w:rPr>
         <w:t>把 `OR &gt; 1` 和 `OR &lt; 1` 的方向记反。</w:t>
       </w:r>
@@ -2494,7 +2218,6 @@
       <w:r>
         <w:rPr>
           <w:rFonts w:ascii="Microsoft YaHei" w:hAnsi="Microsoft YaHei" w:eastAsia="Microsoft YaHei"/>
-          <w:sz w:val="22"/>
         </w:rPr>
         <w:t>以为逐步回归一定得到最佳模型。</w:t>
       </w:r>
@@ -2506,7 +2229,6 @@
       <w:r>
         <w:rPr>
           <w:rFonts w:ascii="Microsoft YaHei" w:hAnsi="Microsoft YaHei" w:eastAsia="Microsoft YaHei"/>
-          <w:sz w:val="22"/>
         </w:rPr>
         <w:t>以为 Logistic 回归不能放连续自变量。</w:t>
       </w:r>
@@ -2518,7 +2240,6 @@
       <w:r>
         <w:rPr>
           <w:rFonts w:ascii="Microsoft YaHei" w:hAnsi="Microsoft YaHei" w:eastAsia="Microsoft YaHei"/>
-          <w:sz w:val="22"/>
         </w:rPr>
         <w:t>把实验设计三要素和三原则混淆。</w:t>
       </w:r>
@@ -2530,7 +2251,6 @@
       <w:r>
         <w:rPr>
           <w:rFonts w:ascii="Microsoft YaHei" w:hAnsi="Microsoft YaHei" w:eastAsia="Microsoft YaHei"/>
-          <w:sz w:val="22"/>
         </w:rPr>
         <w:t>把安慰剂对照和空白对照混淆。</w:t>
       </w:r>
@@ -2542,7 +2262,6 @@
       <w:r>
         <w:rPr>
           <w:rFonts w:ascii="Microsoft YaHei" w:hAnsi="Microsoft YaHei" w:eastAsia="Microsoft YaHei"/>
-          <w:sz w:val="22"/>
         </w:rPr>
         <w:t>把标准对照和实验对照混淆。</w:t>
       </w:r>
@@ -2554,7 +2273,6 @@
       <w:r>
         <w:rPr>
           <w:rFonts w:ascii="Microsoft YaHei" w:hAnsi="Microsoft YaHei" w:eastAsia="Microsoft YaHei"/>
-          <w:sz w:val="22"/>
         </w:rPr>
         <w:t>看到多个处理因素联合毒性却没有想到析因设计。</w:t>
       </w:r>
@@ -2566,7 +2284,6 @@
       <w:r>
         <w:rPr>
           <w:rFonts w:ascii="Microsoft YaHei" w:hAnsi="Microsoft YaHei" w:eastAsia="Microsoft YaHei"/>
-          <w:sz w:val="22"/>
         </w:rPr>
         <w:t>以为样本量不足可以靠减少随机或对照来解决。</w:t>
       </w:r>
@@ -2576,7 +2293,6 @@
       <w:r>
         <w:rPr>
           <w:rFonts w:ascii="Microsoft YaHei" w:hAnsi="Microsoft YaHei" w:eastAsia="Microsoft YaHei"/>
-          <w:sz w:val="22"/>
         </w:rPr>
         <w:t>---</w:t>
       </w:r>
@@ -2595,108 +2311,88 @@
       <w:r>
         <w:rPr>
           <w:rFonts w:ascii="Microsoft YaHei" w:hAnsi="Microsoft YaHei" w:eastAsia="Microsoft YaHei"/>
-          <w:sz w:val="22"/>
-        </w:rPr>
-        <w:t>| 关键词 | 首选 |</w:t>
-      </w:r>
-    </w:p>
-    <w:p>
-      <w:r>
-        <w:rPr>
-          <w:rFonts w:ascii="Microsoft YaHei" w:hAnsi="Microsoft YaHei" w:eastAsia="Microsoft YaHei"/>
-          <w:sz w:val="22"/>
-        </w:rPr>
-        <w:t>|---|---|</w:t>
-      </w:r>
-    </w:p>
-    <w:p>
-      <w:r>
-        <w:rPr>
-          <w:rFonts w:ascii="Microsoft YaHei" w:hAnsi="Microsoft YaHei" w:eastAsia="Microsoft YaHei"/>
-          <w:sz w:val="22"/>
-        </w:rPr>
-        <w:t>| 二分类结局影响因素 | Logistic 回归 |</w:t>
-      </w:r>
-    </w:p>
-    <w:p>
-      <w:r>
-        <w:rPr>
-          <w:rFonts w:ascii="Microsoft YaHei" w:hAnsi="Microsoft YaHei" w:eastAsia="Microsoft YaHei"/>
-          <w:sz w:val="22"/>
-        </w:rPr>
-        <w:t>| Logistic 输出中的 OR | Exp(B) |</w:t>
-      </w:r>
-    </w:p>
-    <w:p>
-      <w:r>
-        <w:rPr>
-          <w:rFonts w:ascii="Microsoft YaHei" w:hAnsi="Microsoft YaHei" w:eastAsia="Microsoft YaHei"/>
-          <w:sz w:val="22"/>
-        </w:rPr>
-        <w:t>| `B &gt; 0` | `OR &gt; 1` |</w:t>
-      </w:r>
-    </w:p>
-    <w:p>
-      <w:r>
-        <w:rPr>
-          <w:rFonts w:ascii="Microsoft YaHei" w:hAnsi="Microsoft YaHei" w:eastAsia="Microsoft YaHei"/>
-          <w:sz w:val="22"/>
-        </w:rPr>
-        <w:t>| `B &lt; 0` | `OR &lt; 1` |</w:t>
-      </w:r>
-    </w:p>
-    <w:p>
-      <w:r>
-        <w:rPr>
-          <w:rFonts w:ascii="Microsoft YaHei" w:hAnsi="Microsoft YaHei" w:eastAsia="Microsoft YaHei"/>
-          <w:sz w:val="22"/>
-        </w:rPr>
-        <w:t>| 三要素 | 处理因素、受试对象、实验效应 |</w:t>
-      </w:r>
-    </w:p>
-    <w:p>
-      <w:r>
-        <w:rPr>
-          <w:rFonts w:ascii="Microsoft YaHei" w:hAnsi="Microsoft YaHei" w:eastAsia="Microsoft YaHei"/>
-          <w:sz w:val="22"/>
-        </w:rPr>
-        <w:t>| 三原则 | 随机、对照、重复 |</w:t>
-      </w:r>
-    </w:p>
-    <w:p>
-      <w:r>
-        <w:rPr>
-          <w:rFonts w:ascii="Microsoft YaHei" w:hAnsi="Microsoft YaHei" w:eastAsia="Microsoft YaHei"/>
-          <w:sz w:val="22"/>
-        </w:rPr>
-        <w:t>| 糖丸、模拟药 | 安慰剂对照 |</w:t>
-      </w:r>
-    </w:p>
-    <w:p>
-      <w:r>
-        <w:rPr>
-          <w:rFonts w:ascii="Microsoft YaHei" w:hAnsi="Microsoft YaHei" w:eastAsia="Microsoft YaHei"/>
-          <w:sz w:val="22"/>
-        </w:rPr>
-        <w:t>| 公认有效疗法 | 标准对照 |</w:t>
-      </w:r>
-    </w:p>
-    <w:p>
-      <w:r>
-        <w:rPr>
-          <w:rFonts w:ascii="Microsoft YaHei" w:hAnsi="Microsoft YaHei" w:eastAsia="Microsoft YaHei"/>
-          <w:sz w:val="22"/>
-        </w:rPr>
-        <w:t>| 多个因素及交互作用 | 析因设计 |</w:t>
-      </w:r>
-    </w:p>
-    <w:p>
-      <w:r>
-        <w:rPr>
-          <w:rFonts w:ascii="Microsoft YaHei" w:hAnsi="Microsoft YaHei" w:eastAsia="Microsoft YaHei"/>
-          <w:sz w:val="22"/>
-        </w:rPr>
-        <w:t>| 保护受试者利益 | 知情同意 |</w:t>
+        </w:rPr>
+        <w:t>关键词 | 首选</w:t>
+      </w:r>
+    </w:p>
+    <w:p>
+      <w:r>
+        <w:rPr>
+          <w:rFonts w:ascii="Microsoft YaHei" w:hAnsi="Microsoft YaHei" w:eastAsia="Microsoft YaHei"/>
+        </w:rPr>
+        <w:t>二分类结局影响因素 | Logistic 回归</w:t>
+      </w:r>
+    </w:p>
+    <w:p>
+      <w:r>
+        <w:rPr>
+          <w:rFonts w:ascii="Microsoft YaHei" w:hAnsi="Microsoft YaHei" w:eastAsia="Microsoft YaHei"/>
+        </w:rPr>
+        <w:t>Logistic 输出中的 OR | Exp(B)</w:t>
+      </w:r>
+    </w:p>
+    <w:p>
+      <w:r>
+        <w:rPr>
+          <w:rFonts w:ascii="Microsoft YaHei" w:hAnsi="Microsoft YaHei" w:eastAsia="Microsoft YaHei"/>
+        </w:rPr>
+        <w:t>`B &gt; 0` | `OR &gt; 1`</w:t>
+      </w:r>
+    </w:p>
+    <w:p>
+      <w:r>
+        <w:rPr>
+          <w:rFonts w:ascii="Microsoft YaHei" w:hAnsi="Microsoft YaHei" w:eastAsia="Microsoft YaHei"/>
+        </w:rPr>
+        <w:t>`B &lt; 0` | `OR &lt; 1`</w:t>
+      </w:r>
+    </w:p>
+    <w:p>
+      <w:r>
+        <w:rPr>
+          <w:rFonts w:ascii="Microsoft YaHei" w:hAnsi="Microsoft YaHei" w:eastAsia="Microsoft YaHei"/>
+        </w:rPr>
+        <w:t>三要素 | 处理因素、受试对象、实验效应</w:t>
+      </w:r>
+    </w:p>
+    <w:p>
+      <w:r>
+        <w:rPr>
+          <w:rFonts w:ascii="Microsoft YaHei" w:hAnsi="Microsoft YaHei" w:eastAsia="Microsoft YaHei"/>
+        </w:rPr>
+        <w:t>三原则 | 随机、对照、重复</w:t>
+      </w:r>
+    </w:p>
+    <w:p>
+      <w:r>
+        <w:rPr>
+          <w:rFonts w:ascii="Microsoft YaHei" w:hAnsi="Microsoft YaHei" w:eastAsia="Microsoft YaHei"/>
+        </w:rPr>
+        <w:t>糖丸、模拟药 | 安慰剂对照</w:t>
+      </w:r>
+    </w:p>
+    <w:p>
+      <w:r>
+        <w:rPr>
+          <w:rFonts w:ascii="Microsoft YaHei" w:hAnsi="Microsoft YaHei" w:eastAsia="Microsoft YaHei"/>
+        </w:rPr>
+        <w:t>公认有效疗法 | 标准对照</w:t>
+      </w:r>
+    </w:p>
+    <w:p>
+      <w:r>
+        <w:rPr>
+          <w:rFonts w:ascii="Microsoft YaHei" w:hAnsi="Microsoft YaHei" w:eastAsia="Microsoft YaHei"/>
+        </w:rPr>
+        <w:t>多个因素及交互作用 | 析因设计</w:t>
+      </w:r>
+    </w:p>
+    <w:p>
+      <w:r>
+        <w:rPr>
+          <w:rFonts w:ascii="Microsoft YaHei" w:hAnsi="Microsoft YaHei" w:eastAsia="Microsoft YaHei"/>
+        </w:rPr>
+        <w:t>保护受试者利益 | 知情同意</w:t>
       </w:r>
     </w:p>
     <w:p/>
@@ -2704,7 +2400,6 @@
       <w:r>
         <w:rPr>
           <w:rFonts w:ascii="Microsoft YaHei" w:hAnsi="Microsoft YaHei" w:eastAsia="Microsoft YaHei"/>
-          <w:sz w:val="22"/>
         </w:rPr>
         <w:t>---</w:t>
       </w:r>
@@ -2723,7 +2418,6 @@
       <w:r>
         <w:rPr>
           <w:rFonts w:ascii="Microsoft YaHei" w:hAnsi="Microsoft YaHei" w:eastAsia="Microsoft YaHei"/>
-          <w:sz w:val="22"/>
         </w:rPr>
         <w:t>先不看题，自己默答这 10 个问题：</w:t>
       </w:r>
@@ -2736,7 +2430,6 @@
       <w:r>
         <w:rPr>
           <w:rFonts w:ascii="Microsoft YaHei" w:hAnsi="Microsoft YaHei" w:eastAsia="Microsoft YaHei"/>
-          <w:sz w:val="22"/>
         </w:rPr>
         <w:t>Logistic 回归的因变量通常是什么类型？</w:t>
       </w:r>
@@ -2748,7 +2441,6 @@
       <w:r>
         <w:rPr>
           <w:rFonts w:ascii="Microsoft YaHei" w:hAnsi="Microsoft YaHei" w:eastAsia="Microsoft YaHei"/>
-          <w:sz w:val="22"/>
         </w:rPr>
         <w:t>`Exp(B)` 表示什么？</w:t>
       </w:r>
@@ -2760,7 +2452,6 @@
       <w:r>
         <w:rPr>
           <w:rFonts w:ascii="Microsoft YaHei" w:hAnsi="Microsoft YaHei" w:eastAsia="Microsoft YaHei"/>
-          <w:sz w:val="22"/>
         </w:rPr>
         <w:t>`B &gt; 0` 时 OR 大于 1 还是小于 1？</w:t>
       </w:r>
@@ -2772,7 +2463,6 @@
       <w:r>
         <w:rPr>
           <w:rFonts w:ascii="Microsoft YaHei" w:hAnsi="Microsoft YaHei" w:eastAsia="Microsoft YaHei"/>
-          <w:sz w:val="22"/>
         </w:rPr>
         <w:t>Logistic 回归能不能放连续自变量？</w:t>
       </w:r>
@@ -2784,7 +2474,6 @@
       <w:r>
         <w:rPr>
           <w:rFonts w:ascii="Microsoft YaHei" w:hAnsi="Microsoft YaHei" w:eastAsia="Microsoft YaHei"/>
-          <w:sz w:val="22"/>
         </w:rPr>
         <w:t>逐步回归得到的模型一定最佳吗？</w:t>
       </w:r>
@@ -2796,7 +2485,6 @@
       <w:r>
         <w:rPr>
           <w:rFonts w:ascii="Microsoft YaHei" w:hAnsi="Microsoft YaHei" w:eastAsia="Microsoft YaHei"/>
-          <w:sz w:val="22"/>
         </w:rPr>
         <w:t>实验设计三要素是什么？</w:t>
       </w:r>
@@ -2808,7 +2496,6 @@
       <w:r>
         <w:rPr>
           <w:rFonts w:ascii="Microsoft YaHei" w:hAnsi="Microsoft YaHei" w:eastAsia="Microsoft YaHei"/>
-          <w:sz w:val="22"/>
         </w:rPr>
         <w:t>实验设计三原则是什么？</w:t>
       </w:r>
@@ -2820,7 +2507,6 @@
       <w:r>
         <w:rPr>
           <w:rFonts w:ascii="Microsoft YaHei" w:hAnsi="Microsoft YaHei" w:eastAsia="Microsoft YaHei"/>
-          <w:sz w:val="22"/>
         </w:rPr>
         <w:t>糖丸属于什么对照？</w:t>
       </w:r>
@@ -2832,7 +2518,6 @@
       <w:r>
         <w:rPr>
           <w:rFonts w:ascii="Microsoft YaHei" w:hAnsi="Microsoft YaHei" w:eastAsia="Microsoft YaHei"/>
-          <w:sz w:val="22"/>
         </w:rPr>
         <w:t>公认有效药物作为对照属于什么对照？</w:t>
       </w:r>
@@ -2844,7 +2529,6 @@
       <w:r>
         <w:rPr>
           <w:rFonts w:ascii="Microsoft YaHei" w:hAnsi="Microsoft YaHei" w:eastAsia="Microsoft YaHei"/>
-          <w:sz w:val="22"/>
         </w:rPr>
         <w:t>同时研究两个处理因素及交互作用，常想到什么设计？</w:t>
       </w:r>
@@ -2854,7 +2538,6 @@
       <w:r>
         <w:rPr>
           <w:rFonts w:ascii="Microsoft YaHei" w:hAnsi="Microsoft YaHei" w:eastAsia="Microsoft YaHei"/>
-          <w:sz w:val="22"/>
         </w:rPr>
         <w:t>如果这 10 个能答出 8 个，就可以进入选择题。</w:t>
       </w:r>
@@ -2864,7 +2547,6 @@
       <w:r>
         <w:rPr>
           <w:rFonts w:ascii="Microsoft YaHei" w:hAnsi="Microsoft YaHei" w:eastAsia="Microsoft YaHei"/>
-          <w:sz w:val="22"/>
         </w:rPr>
         <w:t>---</w:t>
       </w:r>
@@ -2883,7 +2565,6 @@
       <w:r>
         <w:rPr>
           <w:rFonts w:ascii="Microsoft YaHei" w:hAnsi="Microsoft YaHei" w:eastAsia="Microsoft YaHei"/>
-          <w:sz w:val="22"/>
         </w:rPr>
         <w:t>数据文件：</w:t>
       </w:r>
@@ -2893,7 +2574,6 @@
       <w:r>
         <w:rPr>
           <w:rFonts w:ascii="Microsoft YaHei" w:hAnsi="Microsoft YaHei" w:eastAsia="Microsoft YaHei"/>
-          <w:sz w:val="22"/>
         </w:rPr>
         <w:t>`课程网站资料/例16-01.sav`</w:t>
       </w:r>
@@ -2903,7 +2583,6 @@
       <w:r>
         <w:rPr>
           <w:rFonts w:ascii="Microsoft YaHei" w:hAnsi="Microsoft YaHei" w:eastAsia="Microsoft YaHei"/>
-          <w:sz w:val="22"/>
         </w:rPr>
         <w:t>菜单路径：</w:t>
       </w:r>
@@ -2913,7 +2592,6 @@
       <w:r>
         <w:rPr>
           <w:rFonts w:ascii="Microsoft YaHei" w:hAnsi="Microsoft YaHei" w:eastAsia="Microsoft YaHei"/>
-          <w:sz w:val="22"/>
         </w:rPr>
         <w:t>`Analyze &gt; Regression &gt; Binary Logistic`</w:t>
       </w:r>
@@ -2923,7 +2601,6 @@
       <w:r>
         <w:rPr>
           <w:rFonts w:ascii="Microsoft YaHei" w:hAnsi="Microsoft YaHei" w:eastAsia="Microsoft YaHei"/>
-          <w:sz w:val="22"/>
         </w:rPr>
         <w:t>本次设置：</w:t>
       </w:r>
@@ -2936,7 +2613,6 @@
       <w:r>
         <w:rPr>
           <w:rFonts w:ascii="Microsoft YaHei" w:hAnsi="Microsoft YaHei" w:eastAsia="Microsoft YaHei"/>
-          <w:sz w:val="22"/>
         </w:rPr>
         <w:t>权重变量：`freq`</w:t>
       </w:r>
@@ -2948,7 +2624,6 @@
       <w:r>
         <w:rPr>
           <w:rFonts w:ascii="Microsoft YaHei" w:hAnsi="Microsoft YaHei" w:eastAsia="Microsoft YaHei"/>
-          <w:sz w:val="22"/>
         </w:rPr>
         <w:t>因变量：`case_ctr`</w:t>
       </w:r>
@@ -2960,7 +2635,6 @@
       <w:r>
         <w:rPr>
           <w:rFonts w:ascii="Microsoft YaHei" w:hAnsi="Microsoft YaHei" w:eastAsia="Microsoft YaHei"/>
-          <w:sz w:val="22"/>
         </w:rPr>
         <w:t>自变量：`x1` 吸烟、`x2` 饮酒</w:t>
       </w:r>
@@ -2972,7 +2646,6 @@
       <w:r>
         <w:rPr>
           <w:rFonts w:ascii="Microsoft YaHei" w:hAnsi="Microsoft YaHei" w:eastAsia="Microsoft YaHei"/>
-          <w:sz w:val="22"/>
         </w:rPr>
         <w:t>方法：`Enter`</w:t>
       </w:r>
@@ -2984,7 +2657,6 @@
       <w:r>
         <w:rPr>
           <w:rFonts w:ascii="Microsoft YaHei" w:hAnsi="Microsoft YaHei" w:eastAsia="Microsoft YaHei"/>
-          <w:sz w:val="22"/>
         </w:rPr>
         <w:t>输出保存：`SPSS截图/0607_Day09_例16-01_二元Logistic回归输出.pdf`</w:t>
       </w:r>
@@ -2994,7 +2666,6 @@
       <w:r>
         <w:rPr>
           <w:rFonts w:ascii="Microsoft YaHei" w:hAnsi="Microsoft YaHei" w:eastAsia="Microsoft YaHei"/>
-          <w:sz w:val="22"/>
         </w:rPr>
         <w:t>关键输出：</w:t>
       </w:r>
@@ -3004,63 +2675,48 @@
       <w:r>
         <w:rPr>
           <w:rFonts w:ascii="Microsoft YaHei" w:hAnsi="Microsoft YaHei" w:eastAsia="Microsoft YaHei"/>
-          <w:sz w:val="22"/>
-        </w:rPr>
-        <w:t>| 输出 | 结果 | 解释 |</w:t>
-      </w:r>
-    </w:p>
-    <w:p>
-      <w:r>
-        <w:rPr>
-          <w:rFonts w:ascii="Microsoft YaHei" w:hAnsi="Microsoft YaHei" w:eastAsia="Microsoft YaHei"/>
-          <w:sz w:val="22"/>
-        </w:rPr>
-        <w:t>|---|---|---|</w:t>
-      </w:r>
-    </w:p>
-    <w:p>
-      <w:r>
-        <w:rPr>
-          <w:rFonts w:ascii="Microsoft YaHei" w:hAnsi="Microsoft YaHei" w:eastAsia="Microsoft YaHei"/>
-          <w:sz w:val="22"/>
-        </w:rPr>
-        <w:t>| Omnibus 检验 | `chi-square = 68.546, df = 2, P &lt; 0.001` | 整体模型有统计学意义 |</w:t>
-      </w:r>
-    </w:p>
-    <w:p>
-      <w:r>
-        <w:rPr>
-          <w:rFonts w:ascii="Microsoft YaHei" w:hAnsi="Microsoft YaHei" w:eastAsia="Microsoft YaHei"/>
-          <w:sz w:val="22"/>
-        </w:rPr>
-        <w:t>| Cox &amp; Snell R Square | `0.074` | 模型解释程度参考 |</w:t>
-      </w:r>
-    </w:p>
-    <w:p>
-      <w:r>
-        <w:rPr>
-          <w:rFonts w:ascii="Microsoft YaHei" w:hAnsi="Microsoft YaHei" w:eastAsia="Microsoft YaHei"/>
-          <w:sz w:val="22"/>
-        </w:rPr>
-        <w:t>| Nagelkerke R Square | `0.099` | 模型解释程度参考 |</w:t>
-      </w:r>
-    </w:p>
-    <w:p>
-      <w:r>
-        <w:rPr>
-          <w:rFonts w:ascii="Microsoft YaHei" w:hAnsi="Microsoft YaHei" w:eastAsia="Microsoft YaHei"/>
-          <w:sz w:val="22"/>
-        </w:rPr>
-        <w:t>| Hosmer-Lemeshow 检验 | `P = 0.181` | 未见明显拟合不良 |</w:t>
-      </w:r>
-    </w:p>
-    <w:p>
-      <w:r>
-        <w:rPr>
-          <w:rFonts w:ascii="Microsoft YaHei" w:hAnsi="Microsoft YaHei" w:eastAsia="Microsoft YaHei"/>
-          <w:sz w:val="22"/>
-        </w:rPr>
-        <w:t>| 分类正确率 | `63.8%` | 模型分类表现较起始块提高 |</w:t>
+        </w:rPr>
+        <w:t>输出 | 结果 | 解释</w:t>
+      </w:r>
+    </w:p>
+    <w:p>
+      <w:r>
+        <w:rPr>
+          <w:rFonts w:ascii="Microsoft YaHei" w:hAnsi="Microsoft YaHei" w:eastAsia="Microsoft YaHei"/>
+        </w:rPr>
+        <w:t>Omnibus 检验 | `chi-square = 68.546, df = 2, P &lt; 0.001` | 整体模型有统计学意义</w:t>
+      </w:r>
+    </w:p>
+    <w:p>
+      <w:r>
+        <w:rPr>
+          <w:rFonts w:ascii="Microsoft YaHei" w:hAnsi="Microsoft YaHei" w:eastAsia="Microsoft YaHei"/>
+        </w:rPr>
+        <w:t>Cox &amp; Snell R Square | `0.074` | 模型解释程度参考</w:t>
+      </w:r>
+    </w:p>
+    <w:p>
+      <w:r>
+        <w:rPr>
+          <w:rFonts w:ascii="Microsoft YaHei" w:hAnsi="Microsoft YaHei" w:eastAsia="Microsoft YaHei"/>
+        </w:rPr>
+        <w:t>Nagelkerke R Square | `0.099` | 模型解释程度参考</w:t>
+      </w:r>
+    </w:p>
+    <w:p>
+      <w:r>
+        <w:rPr>
+          <w:rFonts w:ascii="Microsoft YaHei" w:hAnsi="Microsoft YaHei" w:eastAsia="Microsoft YaHei"/>
+        </w:rPr>
+        <w:t>Hosmer-Lemeshow 检验 | `P = 0.181` | 未见明显拟合不良</w:t>
+      </w:r>
+    </w:p>
+    <w:p>
+      <w:r>
+        <w:rPr>
+          <w:rFonts w:ascii="Microsoft YaHei" w:hAnsi="Microsoft YaHei" w:eastAsia="Microsoft YaHei"/>
+        </w:rPr>
+        <w:t>分类正确率 | `63.8%` | 模型分类表现较起始块提高</w:t>
       </w:r>
     </w:p>
     <w:p/>
@@ -3068,7 +2724,6 @@
       <w:r>
         <w:rPr>
           <w:rFonts w:ascii="Microsoft YaHei" w:hAnsi="Microsoft YaHei" w:eastAsia="Microsoft YaHei"/>
-          <w:sz w:val="22"/>
         </w:rPr>
         <w:t>方程中的变量：</w:t>
       </w:r>
@@ -3078,36 +2733,24 @@
       <w:r>
         <w:rPr>
           <w:rFonts w:ascii="Microsoft YaHei" w:hAnsi="Microsoft YaHei" w:eastAsia="Microsoft YaHei"/>
-          <w:sz w:val="22"/>
-        </w:rPr>
-        <w:t>| 变量 | B | P | Exp(B) / OR | 95%CI |</w:t>
-      </w:r>
-    </w:p>
-    <w:p>
-      <w:r>
-        <w:rPr>
-          <w:rFonts w:ascii="Microsoft YaHei" w:hAnsi="Microsoft YaHei" w:eastAsia="Microsoft YaHei"/>
-          <w:sz w:val="22"/>
-        </w:rPr>
-        <w:t>|---|---:|---:|---:|---|</w:t>
-      </w:r>
-    </w:p>
-    <w:p>
-      <w:r>
-        <w:rPr>
-          <w:rFonts w:ascii="Microsoft YaHei" w:hAnsi="Microsoft YaHei" w:eastAsia="Microsoft YaHei"/>
-          <w:sz w:val="22"/>
-        </w:rPr>
-        <w:t>| 吸烟 | `0.886` | `&lt;0.001` | `2.424` | `1.807-3.253` |</w:t>
-      </w:r>
-    </w:p>
-    <w:p>
-      <w:r>
-        <w:rPr>
-          <w:rFonts w:ascii="Microsoft YaHei" w:hAnsi="Microsoft YaHei" w:eastAsia="Microsoft YaHei"/>
-          <w:sz w:val="22"/>
-        </w:rPr>
-        <w:t>| 饮酒 | `0.526` | `&lt;0.001` | `1.692` | `1.244-2.303` |</w:t>
+        </w:rPr>
+        <w:t>变量 | B | P | Exp(B) / OR | 95%CI</w:t>
+      </w:r>
+    </w:p>
+    <w:p>
+      <w:r>
+        <w:rPr>
+          <w:rFonts w:ascii="Microsoft YaHei" w:hAnsi="Microsoft YaHei" w:eastAsia="Microsoft YaHei"/>
+        </w:rPr>
+        <w:t>吸烟 | `0.886` | `&lt;0.001` | `2.424` | `1.807-3.253`</w:t>
+      </w:r>
+    </w:p>
+    <w:p>
+      <w:r>
+        <w:rPr>
+          <w:rFonts w:ascii="Microsoft YaHei" w:hAnsi="Microsoft YaHei" w:eastAsia="Microsoft YaHei"/>
+        </w:rPr>
+        <w:t>饮酒 | `0.526` | `&lt;0.001` | `1.692` | `1.244-2.303`</w:t>
       </w:r>
     </w:p>
     <w:p/>
@@ -3115,7 +2758,6 @@
       <w:r>
         <w:rPr>
           <w:rFonts w:ascii="Microsoft YaHei" w:hAnsi="Microsoft YaHei" w:eastAsia="Microsoft YaHei"/>
-          <w:sz w:val="22"/>
         </w:rPr>
         <w:t>标准结论：</w:t>
       </w:r>
@@ -3125,9 +2767,8 @@
       <w:r>
         <w:rPr>
           <w:rFonts w:ascii="Microsoft YaHei" w:hAnsi="Microsoft YaHei" w:eastAsia="Microsoft YaHei"/>
-          <w:sz w:val="22"/>
-        </w:rPr>
-        <w:t>&gt; 采用二元 Logistic 回归分析，结果显示模型整体有统计学意义，`chi-square=68.546, P&lt;0.001`。在控制其他因素后，吸烟和饮酒均与病例发生有关。吸烟者成为病例的优势为非吸烟者的 `2.424` 倍，`P&lt;0.001`；饮酒者成为病例的优势为非饮酒者的 `1.692` 倍，`P&lt;0.001`。</w:t>
+        </w:rPr>
+        <w:t>采用二元 Logistic 回归分析，结果显示模型整体有统计学意义，`chi-square=68.546, P&lt;0.001`。在控制其他因素后，吸烟和饮酒均与病例发生有关。吸烟者成为病例的优势为非吸烟者的 `2.424` 倍，`P&lt;0.001`；饮酒者成为病例的优势为非饮酒者的 `1.692` 倍，`P&lt;0.001`。</w:t>
       </w:r>
     </w:p>
     <w:p/>
@@ -3135,7 +2776,6 @@
       <w:r>
         <w:rPr>
           <w:rFonts w:ascii="Microsoft YaHei" w:hAnsi="Microsoft YaHei" w:eastAsia="Microsoft YaHei"/>
-          <w:sz w:val="22"/>
         </w:rPr>
         <w:t>最重要记忆：</w:t>
       </w:r>
@@ -3145,9 +2785,8 @@
       <w:r>
         <w:rPr>
           <w:rFonts w:ascii="Microsoft YaHei" w:hAnsi="Microsoft YaHei" w:eastAsia="Microsoft YaHei"/>
-          <w:sz w:val="22"/>
-        </w:rPr>
-        <w:t>&gt; Logistic 输出中，`Exp(B)` 就是 OR；看单个因素时重点看 `Sig.` 和 `Exp(B)`。</w:t>
+        </w:rPr>
+        <w:t>Logistic 输出中，`Exp(B)` 就是 OR；看单个因素时重点看 `Sig.` 和 `Exp(B)`。</w:t>
       </w:r>
     </w:p>
     <w:p/>
@@ -3155,7 +2794,6 @@
       <w:r>
         <w:rPr>
           <w:rFonts w:ascii="Microsoft YaHei" w:hAnsi="Microsoft YaHei" w:eastAsia="Microsoft YaHei"/>
-          <w:sz w:val="22"/>
         </w:rPr>
         <w:t>---</w:t>
       </w:r>
@@ -3174,99 +2812,80 @@
       <w:r>
         <w:rPr>
           <w:rFonts w:ascii="Microsoft YaHei" w:hAnsi="Microsoft YaHei" w:eastAsia="Microsoft YaHei"/>
-          <w:sz w:val="22"/>
-        </w:rPr>
-        <w:t>| 任务 | 菜单路径 | 输出重点 |</w:t>
-      </w:r>
-    </w:p>
-    <w:p>
-      <w:r>
-        <w:rPr>
-          <w:rFonts w:ascii="Microsoft YaHei" w:hAnsi="Microsoft YaHei" w:eastAsia="Microsoft YaHei"/>
-          <w:sz w:val="22"/>
-        </w:rPr>
-        <w:t>|---|---|---|</w:t>
-      </w:r>
-    </w:p>
-    <w:p>
-      <w:r>
-        <w:rPr>
-          <w:rFonts w:ascii="Microsoft YaHei" w:hAnsi="Microsoft YaHei" w:eastAsia="Microsoft YaHei"/>
-          <w:sz w:val="22"/>
-        </w:rPr>
-        <w:t>| 描述统计 / Explore | `Analyze &gt; Descriptive Statistics &gt; Explore` | 均数、标准差、中位数、四分位数、正态性 |</w:t>
-      </w:r>
-    </w:p>
-    <w:p>
-      <w:r>
-        <w:rPr>
-          <w:rFonts w:ascii="Microsoft YaHei" w:hAnsi="Microsoft YaHei" w:eastAsia="Microsoft YaHei"/>
-          <w:sz w:val="22"/>
-        </w:rPr>
-        <w:t>| 单样本 / 配对 / 独立样本 t 检验 | `Analyze &gt; Compare Means` | `t`、`Sig.`、均数差 |</w:t>
-      </w:r>
-    </w:p>
-    <w:p>
-      <w:r>
-        <w:rPr>
-          <w:rFonts w:ascii="Microsoft YaHei" w:hAnsi="Microsoft YaHei" w:eastAsia="Microsoft YaHei"/>
-          <w:sz w:val="22"/>
-        </w:rPr>
-        <w:t>| 单因素方差分析 | `Analyze &gt; Compare Means &gt; One-Way ANOVA` | ANOVA 表 `F`、`Sig.` |</w:t>
-      </w:r>
-    </w:p>
-    <w:p>
-      <w:r>
-        <w:rPr>
-          <w:rFonts w:ascii="Microsoft YaHei" w:hAnsi="Microsoft YaHei" w:eastAsia="Microsoft YaHei"/>
-          <w:sz w:val="22"/>
-        </w:rPr>
-        <w:t>| 卡方检验 | `Analyze &gt; Descriptive Statistics &gt; Crosstabs` | `Pearson Chi-Square`、`Sig.` |</w:t>
-      </w:r>
-    </w:p>
-    <w:p>
-      <w:r>
-        <w:rPr>
-          <w:rFonts w:ascii="Microsoft YaHei" w:hAnsi="Microsoft YaHei" w:eastAsia="Microsoft YaHei"/>
-          <w:sz w:val="22"/>
-        </w:rPr>
-        <w:t>| 非参数检验 | `Analyze &gt; Nonparametric Tests &gt; Legacy Dialogs` | Test Statistics、`Asymp. Sig.` |</w:t>
-      </w:r>
-    </w:p>
-    <w:p>
-      <w:r>
-        <w:rPr>
-          <w:rFonts w:ascii="Microsoft YaHei" w:hAnsi="Microsoft YaHei" w:eastAsia="Microsoft YaHei"/>
-          <w:sz w:val="22"/>
-        </w:rPr>
-        <w:t>| 相关分析 | `Analyze &gt; Correlate &gt; Bivariate` | Pearson Correlation、`Sig.` |</w:t>
-      </w:r>
-    </w:p>
-    <w:p>
-      <w:r>
-        <w:rPr>
-          <w:rFonts w:ascii="Microsoft YaHei" w:hAnsi="Microsoft YaHei" w:eastAsia="Microsoft YaHei"/>
-          <w:sz w:val="22"/>
-        </w:rPr>
-        <w:t>| 线性回归 | `Analyze &gt; Regression &gt; Linear` | Model Summary、ANOVA、Coefficients |</w:t>
-      </w:r>
-    </w:p>
-    <w:p>
-      <w:r>
-        <w:rPr>
-          <w:rFonts w:ascii="Microsoft YaHei" w:hAnsi="Microsoft YaHei" w:eastAsia="Microsoft YaHei"/>
-          <w:sz w:val="22"/>
-        </w:rPr>
-        <w:t>| 二元 Logistic 回归 | `Analyze &gt; Regression &gt; Binary Logistic` | Omnibus、Model Summary、Variables in the Equation |</w:t>
-      </w:r>
-    </w:p>
-    <w:p>
-      <w:r>
-        <w:rPr>
-          <w:rFonts w:ascii="Microsoft YaHei" w:hAnsi="Microsoft YaHei" w:eastAsia="Microsoft YaHei"/>
-          <w:sz w:val="22"/>
-        </w:rPr>
-        <w:t>| 作图 | `Graphs &gt; Chart Builder` | 图形类型是否匹配资料类型 |</w:t>
+        </w:rPr>
+        <w:t>任务 | 菜单路径 | 输出重点</w:t>
+      </w:r>
+    </w:p>
+    <w:p>
+      <w:r>
+        <w:rPr>
+          <w:rFonts w:ascii="Microsoft YaHei" w:hAnsi="Microsoft YaHei" w:eastAsia="Microsoft YaHei"/>
+        </w:rPr>
+        <w:t>描述统计 / Explore | `Analyze &gt; Descriptive Statistics &gt; Explore` | 均数、标准差、中位数、四分位数、正态性</w:t>
+      </w:r>
+    </w:p>
+    <w:p>
+      <w:r>
+        <w:rPr>
+          <w:rFonts w:ascii="Microsoft YaHei" w:hAnsi="Microsoft YaHei" w:eastAsia="Microsoft YaHei"/>
+        </w:rPr>
+        <w:t>单样本 / 配对 / 独立样本 t 检验 | `Analyze &gt; Compare Means` | `t`、`Sig.`、均数差</w:t>
+      </w:r>
+    </w:p>
+    <w:p>
+      <w:r>
+        <w:rPr>
+          <w:rFonts w:ascii="Microsoft YaHei" w:hAnsi="Microsoft YaHei" w:eastAsia="Microsoft YaHei"/>
+        </w:rPr>
+        <w:t>单因素方差分析 | `Analyze &gt; Compare Means &gt; One-Way ANOVA` | ANOVA 表 `F`、`Sig.`</w:t>
+      </w:r>
+    </w:p>
+    <w:p>
+      <w:r>
+        <w:rPr>
+          <w:rFonts w:ascii="Microsoft YaHei" w:hAnsi="Microsoft YaHei" w:eastAsia="Microsoft YaHei"/>
+        </w:rPr>
+        <w:t>卡方检验 | `Analyze &gt; Descriptive Statistics &gt; Crosstabs` | `Pearson Chi-Square`、`Sig.`</w:t>
+      </w:r>
+    </w:p>
+    <w:p>
+      <w:r>
+        <w:rPr>
+          <w:rFonts w:ascii="Microsoft YaHei" w:hAnsi="Microsoft YaHei" w:eastAsia="Microsoft YaHei"/>
+        </w:rPr>
+        <w:t>非参数检验 | `Analyze &gt; Nonparametric Tests &gt; Legacy Dialogs` | Test Statistics、`Asymp. Sig.`</w:t>
+      </w:r>
+    </w:p>
+    <w:p>
+      <w:r>
+        <w:rPr>
+          <w:rFonts w:ascii="Microsoft YaHei" w:hAnsi="Microsoft YaHei" w:eastAsia="Microsoft YaHei"/>
+        </w:rPr>
+        <w:t>相关分析 | `Analyze &gt; Correlate &gt; Bivariate` | Pearson Correlation、`Sig.`</w:t>
+      </w:r>
+    </w:p>
+    <w:p>
+      <w:r>
+        <w:rPr>
+          <w:rFonts w:ascii="Microsoft YaHei" w:hAnsi="Microsoft YaHei" w:eastAsia="Microsoft YaHei"/>
+        </w:rPr>
+        <w:t>线性回归 | `Analyze &gt; Regression &gt; Linear` | Model Summary、ANOVA、Coefficients</w:t>
+      </w:r>
+    </w:p>
+    <w:p>
+      <w:r>
+        <w:rPr>
+          <w:rFonts w:ascii="Microsoft YaHei" w:hAnsi="Microsoft YaHei" w:eastAsia="Microsoft YaHei"/>
+        </w:rPr>
+        <w:t>二元 Logistic 回归 | `Analyze &gt; Regression &gt; Binary Logistic` | Omnibus、Model Summary、Variables in the Equation</w:t>
+      </w:r>
+    </w:p>
+    <w:p>
+      <w:r>
+        <w:rPr>
+          <w:rFonts w:ascii="Microsoft YaHei" w:hAnsi="Microsoft YaHei" w:eastAsia="Microsoft YaHei"/>
+        </w:rPr>
+        <w:t>作图 | `Graphs &gt; Chart Builder` | 图形类型是否匹配资料类型</w:t>
       </w:r>
     </w:p>
     <w:p/>
@@ -3274,7 +2893,6 @@
       <w:r>
         <w:rPr>
           <w:rFonts w:ascii="Microsoft YaHei" w:hAnsi="Microsoft YaHei" w:eastAsia="Microsoft YaHei"/>
-          <w:sz w:val="22"/>
         </w:rPr>
         <w:t>机考前最短默写线：</w:t>
       </w:r>
@@ -3284,9 +2902,8 @@
       <w:r>
         <w:rPr>
           <w:rFonts w:ascii="Microsoft YaHei" w:hAnsi="Microsoft YaHei" w:eastAsia="Microsoft YaHei"/>
-          <w:sz w:val="22"/>
-        </w:rPr>
-        <w:t>&gt; 描述看 Explore，组间均数看 t/ANOVA，率和构成看 Crosstabs，秩资料看 Nonparametric，两个计量变量看 Correlate，连续结局影响因素看 Linear Regression，二分类结局影响因素看 Binary Logistic。</w:t>
+        </w:rPr>
+        <w:t>描述看 Explore，组间均数看 t/ANOVA，率和构成看 Crosstabs，秩资料看 Nonparametric，两个计量变量看 Correlate，连续结局影响因素看 Linear Regression，二分类结局影响因素看 Binary Logistic。</w:t>
       </w:r>
     </w:p>
     <w:p/>
@@ -3294,7 +2911,6 @@
       <w:r>
         <w:rPr>
           <w:rFonts w:ascii="Microsoft YaHei" w:hAnsi="Microsoft YaHei" w:eastAsia="Microsoft YaHei"/>
-          <w:sz w:val="22"/>
         </w:rPr>
         <w:t>---</w:t>
       </w:r>
@@ -3310,57 +2926,69 @@
     </w:p>
     <w:p/>
     <w:p>
-      <w:r>
-        <w:rPr>
-          <w:rFonts w:ascii="Microsoft YaHei" w:hAnsi="Microsoft YaHei" w:eastAsia="Microsoft YaHei"/>
-          <w:sz w:val="22"/>
-        </w:rPr>
-        <w:t>? 详细笔记阅读</w:t>
-      </w:r>
-    </w:p>
-    <w:p>
-      <w:r>
-        <w:rPr>
-          <w:rFonts w:ascii="Microsoft YaHei" w:hAnsi="Microsoft YaHei" w:eastAsia="Microsoft YaHei"/>
-          <w:sz w:val="22"/>
-        </w:rPr>
-        <w:t>? Logistic 回归选择题</w:t>
-      </w:r>
-    </w:p>
-    <w:p>
-      <w:r>
-        <w:rPr>
-          <w:rFonts w:ascii="Microsoft YaHei" w:hAnsi="Microsoft YaHei" w:eastAsia="Microsoft YaHei"/>
-          <w:sz w:val="22"/>
-        </w:rPr>
-        <w:t>? 实验设计选择题</w:t>
-      </w:r>
-    </w:p>
-    <w:p>
-      <w:r>
-        <w:rPr>
-          <w:rFonts w:ascii="Microsoft YaHei" w:hAnsi="Microsoft YaHei" w:eastAsia="Microsoft YaHei"/>
-          <w:sz w:val="22"/>
-        </w:rPr>
-        <w:t>? 错题与混淆点整理</w:t>
-      </w:r>
-    </w:p>
-    <w:p>
-      <w:r>
-        <w:rPr>
-          <w:rFonts w:ascii="Microsoft YaHei" w:hAnsi="Microsoft YaHei" w:eastAsia="Microsoft YaHei"/>
-          <w:sz w:val="22"/>
-        </w:rPr>
-        <w:t>? SPSS 二元 Logistic 回归练习</w:t>
-      </w:r>
-    </w:p>
-    <w:p>
-      <w:r>
-        <w:rPr>
-          <w:rFonts w:ascii="Microsoft YaHei" w:hAnsi="Microsoft YaHei" w:eastAsia="Microsoft YaHei"/>
-          <w:sz w:val="22"/>
-        </w:rPr>
-        <w:t>? SPSS 综合菜单复盘</w:t>
+      <w:pPr>
+        <w:pStyle w:val="ListBullet"/>
+      </w:pPr>
+      <w:r>
+        <w:rPr>
+          <w:rFonts w:ascii="Microsoft YaHei" w:hAnsi="Microsoft YaHei" w:eastAsia="Microsoft YaHei"/>
+        </w:rPr>
+        <w:t>[x] 详细笔记阅读</w:t>
+      </w:r>
+    </w:p>
+    <w:p>
+      <w:pPr>
+        <w:pStyle w:val="ListBullet"/>
+      </w:pPr>
+      <w:r>
+        <w:rPr>
+          <w:rFonts w:ascii="Microsoft YaHei" w:hAnsi="Microsoft YaHei" w:eastAsia="Microsoft YaHei"/>
+        </w:rPr>
+        <w:t>[x] Logistic 回归选择题</w:t>
+      </w:r>
+    </w:p>
+    <w:p>
+      <w:pPr>
+        <w:pStyle w:val="ListBullet"/>
+      </w:pPr>
+      <w:r>
+        <w:rPr>
+          <w:rFonts w:ascii="Microsoft YaHei" w:hAnsi="Microsoft YaHei" w:eastAsia="Microsoft YaHei"/>
+        </w:rPr>
+        <w:t>[x] 实验设计选择题</w:t>
+      </w:r>
+    </w:p>
+    <w:p>
+      <w:pPr>
+        <w:pStyle w:val="ListBullet"/>
+      </w:pPr>
+      <w:r>
+        <w:rPr>
+          <w:rFonts w:ascii="Microsoft YaHei" w:hAnsi="Microsoft YaHei" w:eastAsia="Microsoft YaHei"/>
+        </w:rPr>
+        <w:t>[x] 错题与混淆点整理</w:t>
+      </w:r>
+    </w:p>
+    <w:p>
+      <w:pPr>
+        <w:pStyle w:val="ListBullet"/>
+      </w:pPr>
+      <w:r>
+        <w:rPr>
+          <w:rFonts w:ascii="Microsoft YaHei" w:hAnsi="Microsoft YaHei" w:eastAsia="Microsoft YaHei"/>
+        </w:rPr>
+        <w:t>[x] SPSS 二元 Logistic 回归练习</w:t>
+      </w:r>
+    </w:p>
+    <w:p>
+      <w:pPr>
+        <w:pStyle w:val="ListBullet"/>
+      </w:pPr>
+      <w:r>
+        <w:rPr>
+          <w:rFonts w:ascii="Microsoft YaHei" w:hAnsi="Microsoft YaHei" w:eastAsia="Microsoft YaHei"/>
+        </w:rPr>
+        <w:t>[x] SPSS 综合菜单复盘</w:t>
       </w:r>
     </w:p>
     <w:sectPr>
@@ -3738,7 +3366,7 @@
     <w:rsid w:val="00FC693F"/>
     <w:rPr>
       <w:rFonts w:ascii="Microsoft YaHei" w:hAnsi="Microsoft YaHei" w:eastAsia="Microsoft YaHei"/>
-      <w:sz w:val="22"/>
+      <w:sz w:val="21"/>
     </w:rPr>
   </w:style>
   <w:style w:type="paragraph" w:styleId="Header">
